--- a/fuentes/CFA6_935507_DU.docx
+++ b/fuentes/CFA6_935507_DU.docx
@@ -574,7 +574,7 @@
           <w:r>
             <w:fldChar w:fldCharType="separate"/>
           </w:r>
-          <w:hyperlink w:anchor="_Toc239957635" w:history="1">
+          <w:hyperlink w:anchor="_Toc240279289" w:history="1">
             <w:r>
               <w:rPr>
                 <w:rStyle w:val="Hipervnculo"/>
@@ -601,7 +601,7 @@
                 <w:noProof/>
                 <w:webHidden/>
               </w:rPr>
-              <w:instrText xml:space="preserve"> PAGEREF _Toc239957635 \h </w:instrText>
+              <w:instrText xml:space="preserve"> PAGEREF _Toc240279289 \h </w:instrText>
             </w:r>
             <w:r>
               <w:rPr>
@@ -646,7 +646,7 @@
               <w:lang w:eastAsia="es-CO"/>
             </w:rPr>
           </w:pPr>
-          <w:hyperlink w:anchor="_Toc239957636" w:history="1">
+          <w:hyperlink w:anchor="_Toc240279290" w:history="1">
             <w:r>
               <w:rPr>
                 <w:rStyle w:val="Hipervnculo"/>
@@ -673,7 +673,7 @@
                 <w:noProof/>
                 <w:webHidden/>
               </w:rPr>
-              <w:instrText xml:space="preserve"> PAGEREF _Toc239957636 \h </w:instrText>
+              <w:instrText xml:space="preserve"> PAGEREF _Toc240279290 \h </w:instrText>
             </w:r>
             <w:r>
               <w:rPr>
@@ -718,7 +718,7 @@
               <w:lang w:eastAsia="es-CO"/>
             </w:rPr>
           </w:pPr>
-          <w:hyperlink w:anchor="_Toc239957637" w:history="1">
+          <w:hyperlink w:anchor="_Toc240279291" w:history="1">
             <w:r>
               <w:rPr>
                 <w:rStyle w:val="Hipervnculo"/>
@@ -745,7 +745,7 @@
                 <w:noProof/>
                 <w:webHidden/>
               </w:rPr>
-              <w:instrText xml:space="preserve"> PAGEREF _Toc239957637 \h </w:instrText>
+              <w:instrText xml:space="preserve"> PAGEREF _Toc240279291 \h </w:instrText>
             </w:r>
             <w:r>
               <w:rPr>
@@ -790,7 +790,7 @@
               <w:lang w:eastAsia="es-CO"/>
             </w:rPr>
           </w:pPr>
-          <w:hyperlink w:anchor="_Toc239957638" w:history="1">
+          <w:hyperlink w:anchor="_Toc240279292" w:history="1">
             <w:r>
               <w:rPr>
                 <w:rStyle w:val="Hipervnculo"/>
@@ -817,7 +817,7 @@
                 <w:noProof/>
                 <w:webHidden/>
               </w:rPr>
-              <w:instrText xml:space="preserve"> PAGEREF _Toc239957638 \h </w:instrText>
+              <w:instrText xml:space="preserve"> PAGEREF _Toc240279292 \h </w:instrText>
             </w:r>
             <w:r>
               <w:rPr>
@@ -862,7 +862,7 @@
               <w:lang w:eastAsia="es-CO"/>
             </w:rPr>
           </w:pPr>
-          <w:hyperlink w:anchor="_Toc239957639" w:history="1">
+          <w:hyperlink w:anchor="_Toc240279293" w:history="1">
             <w:r>
               <w:rPr>
                 <w:rStyle w:val="Hipervnculo"/>
@@ -889,7 +889,7 @@
                 <w:noProof/>
                 <w:webHidden/>
               </w:rPr>
-              <w:instrText xml:space="preserve"> PAGEREF _Toc239957639 \h </w:instrText>
+              <w:instrText xml:space="preserve"> PAGEREF _Toc240279293 \h </w:instrText>
             </w:r>
             <w:r>
               <w:rPr>
@@ -934,7 +934,7 @@
               <w:lang w:eastAsia="es-CO"/>
             </w:rPr>
           </w:pPr>
-          <w:hyperlink w:anchor="_Toc239957640" w:history="1">
+          <w:hyperlink w:anchor="_Toc240279294" w:history="1">
             <w:r>
               <w:rPr>
                 <w:rStyle w:val="Hipervnculo"/>
@@ -961,7 +961,7 @@
                 <w:noProof/>
                 <w:webHidden/>
               </w:rPr>
-              <w:instrText xml:space="preserve"> PAGEREF _Toc239957640 \h </w:instrText>
+              <w:instrText xml:space="preserve"> PAGEREF _Toc240279294 \h </w:instrText>
             </w:r>
             <w:r>
               <w:rPr>
@@ -1006,7 +1006,7 @@
               <w:lang w:eastAsia="es-CO"/>
             </w:rPr>
           </w:pPr>
-          <w:hyperlink w:anchor="_Toc239957641" w:history="1">
+          <w:hyperlink w:anchor="_Toc240279295" w:history="1">
             <w:r>
               <w:rPr>
                 <w:rStyle w:val="Hipervnculo"/>
@@ -1033,7 +1033,7 @@
                 <w:noProof/>
                 <w:webHidden/>
               </w:rPr>
-              <w:instrText xml:space="preserve"> PAGEREF _Toc239957641 \h </w:instrText>
+              <w:instrText xml:space="preserve"> PAGEREF _Toc240279295 \h </w:instrText>
             </w:r>
             <w:r>
               <w:rPr>
@@ -1078,7 +1078,7 @@
               <w:lang w:eastAsia="es-CO"/>
             </w:rPr>
           </w:pPr>
-          <w:hyperlink w:anchor="_Toc239957642" w:history="1">
+          <w:hyperlink w:anchor="_Toc240279296" w:history="1">
             <w:r>
               <w:rPr>
                 <w:rStyle w:val="Hipervnculo"/>
@@ -1105,7 +1105,7 @@
                 <w:noProof/>
                 <w:webHidden/>
               </w:rPr>
-              <w:instrText xml:space="preserve"> PAGEREF _Toc239957642 \h </w:instrText>
+              <w:instrText xml:space="preserve"> PAGEREF _Toc240279296 \h </w:instrText>
             </w:r>
             <w:r>
               <w:rPr>
@@ -1150,7 +1150,7 @@
               <w:lang w:eastAsia="es-CO"/>
             </w:rPr>
           </w:pPr>
-          <w:hyperlink w:anchor="_Toc239957643" w:history="1">
+          <w:hyperlink w:anchor="_Toc240279297" w:history="1">
             <w:r>
               <w:rPr>
                 <w:rStyle w:val="Hipervnculo"/>
@@ -1177,7 +1177,7 @@
                 <w:noProof/>
                 <w:webHidden/>
               </w:rPr>
-              <w:instrText xml:space="preserve"> PAGEREF _Toc239957643 \h </w:instrText>
+              <w:instrText xml:space="preserve"> PAGEREF _Toc240279297 \h </w:instrText>
             </w:r>
             <w:r>
               <w:rPr>
@@ -1222,7 +1222,7 @@
               <w:lang w:eastAsia="es-CO"/>
             </w:rPr>
           </w:pPr>
-          <w:hyperlink w:anchor="_Toc239957644" w:history="1">
+          <w:hyperlink w:anchor="_Toc240279298" w:history="1">
             <w:r>
               <w:rPr>
                 <w:rStyle w:val="Hipervnculo"/>
@@ -1249,7 +1249,7 @@
                 <w:noProof/>
                 <w:webHidden/>
               </w:rPr>
-              <w:instrText xml:space="preserve"> PAGEREF _Toc239957644 \h </w:instrText>
+              <w:instrText xml:space="preserve"> PAGEREF _Toc240279298 \h </w:instrText>
             </w:r>
             <w:r>
               <w:rPr>
@@ -1294,7 +1294,7 @@
               <w:lang w:eastAsia="es-CO"/>
             </w:rPr>
           </w:pPr>
-          <w:hyperlink w:anchor="_Toc239957645" w:history="1">
+          <w:hyperlink w:anchor="_Toc240279299" w:history="1">
             <w:r>
               <w:rPr>
                 <w:rStyle w:val="Hipervnculo"/>
@@ -1321,7 +1321,7 @@
                 <w:noProof/>
                 <w:webHidden/>
               </w:rPr>
-              <w:instrText xml:space="preserve"> PAGEREF _Toc239957645 \h </w:instrText>
+              <w:instrText xml:space="preserve"> PAGEREF _Toc240279299 \h </w:instrText>
             </w:r>
             <w:r>
               <w:rPr>
@@ -1366,7 +1366,7 @@
               <w:lang w:eastAsia="es-CO"/>
             </w:rPr>
           </w:pPr>
-          <w:hyperlink w:anchor="_Toc239957646" w:history="1">
+          <w:hyperlink w:anchor="_Toc240279300" w:history="1">
             <w:r>
               <w:rPr>
                 <w:rStyle w:val="Hipervnculo"/>
@@ -1393,7 +1393,7 @@
                 <w:noProof/>
                 <w:webHidden/>
               </w:rPr>
-              <w:instrText xml:space="preserve"> PAGEREF _Toc239957646 \h </w:instrText>
+              <w:instrText xml:space="preserve"> PAGEREF _Toc240279300 \h </w:instrText>
             </w:r>
             <w:r>
               <w:rPr>
@@ -1438,7 +1438,7 @@
               <w:lang w:eastAsia="es-CO"/>
             </w:rPr>
           </w:pPr>
-          <w:hyperlink w:anchor="_Toc239957647" w:history="1">
+          <w:hyperlink w:anchor="_Toc240279301" w:history="1">
             <w:r>
               <w:rPr>
                 <w:rStyle w:val="Hipervnculo"/>
@@ -1465,7 +1465,7 @@
                 <w:noProof/>
                 <w:webHidden/>
               </w:rPr>
-              <w:instrText xml:space="preserve"> PAGEREF _Toc239957647 \h </w:instrText>
+              <w:instrText xml:space="preserve"> PAGEREF _Toc240279301 \h </w:instrText>
             </w:r>
             <w:r>
               <w:rPr>
@@ -1510,7 +1510,7 @@
               <w:lang w:eastAsia="es-CO"/>
             </w:rPr>
           </w:pPr>
-          <w:hyperlink w:anchor="_Toc239957648" w:history="1">
+          <w:hyperlink w:anchor="_Toc240279302" w:history="1">
             <w:r>
               <w:rPr>
                 <w:rStyle w:val="Hipervnculo"/>
@@ -1537,7 +1537,7 @@
                 <w:noProof/>
                 <w:webHidden/>
               </w:rPr>
-              <w:instrText xml:space="preserve"> PAGEREF _Toc239957648 \h </w:instrText>
+              <w:instrText xml:space="preserve"> PAGEREF _Toc240279302 \h </w:instrText>
             </w:r>
             <w:r>
               <w:rPr>
@@ -1557,7 +1557,7 @@
                 <w:noProof/>
                 <w:webHidden/>
               </w:rPr>
-              <w:t>63</w:t>
+              <w:t>62</w:t>
             </w:r>
             <w:r>
               <w:rPr>
@@ -1585,7 +1585,7 @@
       <w:pPr>
         <w:pStyle w:val="Titulosgenerales"/>
       </w:pPr>
-      <w:bookmarkStart w:id="0" w:name="_Toc239957635"/>
+      <w:bookmarkStart w:id="0" w:name="_Toc240279289"/>
       <w:r>
         <w:lastRenderedPageBreak/>
         <w:t>Introducción</w:t>
@@ -1620,7 +1620,7 @@
       <w:pPr>
         <w:pStyle w:val="Ttulo1"/>
       </w:pPr>
-      <w:bookmarkStart w:id="1" w:name="_Toc239957636"/>
+      <w:bookmarkStart w:id="1" w:name="_Toc240279290"/>
       <w:r>
         <w:lastRenderedPageBreak/>
         <w:t>Control de calidad en los procesos de confección e insumos</w:t>
@@ -1645,7 +1645,7 @@
           <w:noProof/>
         </w:rPr>
         <w:drawing>
-          <wp:inline distT="0" distB="0" distL="0" distR="0" wp14:anchorId="50CE6621" wp14:editId="44D983AB">
+          <wp:inline distT="0" distB="0" distL="0" distR="0" wp14:anchorId="50CE6621" wp14:editId="4D19332B">
             <wp:extent cx="4679792" cy="2632383"/>
             <wp:effectExtent l="0" t="0" r="6985" b="0"/>
             <wp:docPr id="12363932" name="Imagen 12363932">
@@ -1757,7 +1757,15 @@
           </w:tcPr>
           <w:p>
             <w:r>
-              <w:t>La inspección de producto en proceso en el área de patronaje y corte, tenemos que tener las piezas que se haya hecho el extendido con el formato, tener la orden de producción, la orden de corte y haber cortado las piezas; aquí tenemos las piezas de una de las piezas de la chaqueta ya cortadas. Revisamos, según las cantidades de tendido, en este caso son cinco piezas, que tengamos cinco. Son dos, lado derecho y lado izquierdo, y que corresponda el derecho y revés de la tela.</w:t>
+              <w:t xml:space="preserve">La inspección de producto en proceso en el área de patronaje y corte, </w:t>
+            </w:r>
+            <w:proofErr w:type="gramStart"/>
+            <w:r>
+              <w:t>tenemos que tener</w:t>
+            </w:r>
+            <w:proofErr w:type="gramEnd"/>
+            <w:r>
+              <w:t xml:space="preserve"> las piezas que se haya hecho el extendido con el formato, tener la orden de producción, la orden de corte y haber cortado las piezas; aquí tenemos las piezas de una de las piezas de la chaqueta ya cortadas. Revisamos, según las cantidades de tendido, en este caso son cinco piezas, que tengamos cinco. Son dos, lado derecho y lado izquierdo, y que corresponda el derecho y revés de la tela.</w:t>
             </w:r>
           </w:p>
           <w:p>
@@ -1793,7 +1801,7 @@
       <w:pPr>
         <w:pStyle w:val="Ttulo2"/>
       </w:pPr>
-      <w:bookmarkStart w:id="2" w:name="_Toc239957637"/>
+      <w:bookmarkStart w:id="2" w:name="_Toc240279291"/>
       <w:r>
         <w:t>Control de calidad en patronaje</w:t>
       </w:r>
@@ -2135,7 +2143,7 @@
       <w:pPr>
         <w:pStyle w:val="Ttulo2"/>
       </w:pPr>
-      <w:bookmarkStart w:id="3" w:name="_Toc239957638"/>
+      <w:bookmarkStart w:id="3" w:name="_Toc240279292"/>
       <w:r>
         <w:t>Control de calidad en trazo y corte</w:t>
       </w:r>
@@ -2384,7 +2392,15 @@
     </w:p>
     <w:p>
       <w:r>
-        <w:t>Observar si existen defectos en la tela, marcar en lo posible la mayoría de piques y marras, entre otras observadas. Cuidar la combinación de rollos y de colores para evitar contaminación entre los colores por los residuos de las fibras en el corte del tejido.</w:t>
+        <w:t xml:space="preserve">Observar si existen defectos en la tela, marcar en lo posible la mayoría de </w:t>
+      </w:r>
+      <w:proofErr w:type="gramStart"/>
+      <w:r>
+        <w:t>piques</w:t>
+      </w:r>
+      <w:proofErr w:type="gramEnd"/>
+      <w:r>
+        <w:t xml:space="preserve"> y marras, entre otras observadas. Cuidar la combinación de rollos y de colores para evitar contaminación entre los colores por los residuos de las fibras en el corte del tejido.</w:t>
       </w:r>
     </w:p>
     <w:p/>
@@ -2746,7 +2762,7 @@
       <w:pPr>
         <w:pStyle w:val="Ttulo2"/>
       </w:pPr>
-      <w:bookmarkStart w:id="4" w:name="_Toc239957639"/>
+      <w:bookmarkStart w:id="4" w:name="_Toc240279293"/>
       <w:r>
         <w:lastRenderedPageBreak/>
         <w:t>Control de calidad en confección</w:t>
@@ -3194,7 +3210,7 @@
       <w:pPr>
         <w:pStyle w:val="Ttulo2"/>
       </w:pPr>
-      <w:bookmarkStart w:id="5" w:name="_Toc239957640"/>
+      <w:bookmarkStart w:id="5" w:name="_Toc240279294"/>
       <w:r>
         <w:t>Control de calidad en terminados</w:t>
       </w:r>
@@ -3207,7 +3223,15 @@
     </w:p>
     <w:p>
       <w:r>
-        <w:t>Puede ser que los procesos de acabados se desarrollen de manera externa a la empresa, es decir, que se subcontratan y por lo tanto, aumenta la importancia de establecer los puntos de control una vez ingresen a la planta, para validar las prendas o piezas una vez se realicen los procesos contratados.</w:t>
+        <w:t xml:space="preserve">Puede ser que los procesos de acabados se desarrollen de manera externa a la empresa, es decir, que se subcontratan </w:t>
+      </w:r>
+      <w:proofErr w:type="gramStart"/>
+      <w:r>
+        <w:t>y</w:t>
+      </w:r>
+      <w:proofErr w:type="gramEnd"/>
+      <w:r>
+        <w:t xml:space="preserve"> por lo tanto, aumenta la importancia de establecer los puntos de control una vez ingresen a la planta, para validar las prendas o piezas una vez se realicen los procesos contratados.</w:t>
       </w:r>
     </w:p>
     <w:p>
@@ -3412,7 +3436,7 @@
       <w:pPr>
         <w:pStyle w:val="Ttulo2"/>
       </w:pPr>
-      <w:bookmarkStart w:id="6" w:name="_Toc239957641"/>
+      <w:bookmarkStart w:id="6" w:name="_Toc240279295"/>
       <w:r>
         <w:t>Control de calidad en insumos, materiales y textiles</w:t>
       </w:r>
@@ -5315,7 +5339,15 @@
         <w:t xml:space="preserve">La </w:t>
       </w:r>
       <w:r>
-        <w:t>tela es la materia prima que más consume la prenda, es por eso que se debe revisar la uniformidad del color, que no tenga deshilados, huecos, motas, contaminación de otros hilos, la textura de acuerdo con el tejido, es decir, que no tenga arrugas diferentes a las relacionadas con su textura, la limpieza, los anchos de tela parejos y orillo de tela.</w:t>
+        <w:t xml:space="preserve">tela es la materia prima que más consume la prenda, es por eso </w:t>
+      </w:r>
+      <w:proofErr w:type="gramStart"/>
+      <w:r>
+        <w:t>que</w:t>
+      </w:r>
+      <w:proofErr w:type="gramEnd"/>
+      <w:r>
+        <w:t xml:space="preserve"> se debe revisar la uniformidad del color, que no tenga deshilados, huecos, motas, contaminación de otros hilos, la textura de acuerdo con el tejido, es decir, que no tenga arrugas diferentes a las relacionadas con su textura, la limpieza, los anchos de tela parejos y orillo de tela.</w:t>
       </w:r>
     </w:p>
     <w:p>
@@ -5339,7 +5371,7 @@
       <w:pPr>
         <w:pStyle w:val="Ttulo1"/>
       </w:pPr>
-      <w:bookmarkStart w:id="7" w:name="_Toc239957642"/>
+      <w:bookmarkStart w:id="7" w:name="_Toc240279296"/>
       <w:r>
         <w:lastRenderedPageBreak/>
         <w:t>Inspección y muestreos</w:t>
@@ -5369,7 +5401,7 @@
       <w:pPr>
         <w:pStyle w:val="Ttulo2"/>
       </w:pPr>
-      <w:bookmarkStart w:id="8" w:name="_Toc239957643"/>
+      <w:bookmarkStart w:id="8" w:name="_Toc240279297"/>
       <w:r>
         <w:t>Métodos de inspección</w:t>
       </w:r>
@@ -6105,7 +6137,7 @@
           <w:noProof/>
         </w:rPr>
         <w:drawing>
-          <wp:inline distT="0" distB="0" distL="0" distR="0" wp14:anchorId="2A8067A5" wp14:editId="726C6E89">
+          <wp:inline distT="0" distB="0" distL="0" distR="0" wp14:anchorId="2A8067A5" wp14:editId="13E82D29">
             <wp:extent cx="4679792" cy="2632383"/>
             <wp:effectExtent l="0" t="0" r="6985" b="0"/>
             <wp:docPr id="141639996" name="Imagen 141639996">
@@ -6498,7 +6530,7 @@
           <w:noProof/>
         </w:rPr>
         <w:drawing>
-          <wp:inline distT="0" distB="0" distL="0" distR="0" wp14:anchorId="345651A0" wp14:editId="7F261123">
+          <wp:inline distT="0" distB="0" distL="0" distR="0" wp14:anchorId="345651A0" wp14:editId="42CED5AD">
             <wp:extent cx="4679792" cy="2632383"/>
             <wp:effectExtent l="0" t="0" r="6985" b="0"/>
             <wp:docPr id="2040999452" name="Imagen 2040999452">
@@ -6706,7 +6738,6 @@
               <w:t xml:space="preserve">Terminamos. </w:t>
             </w:r>
           </w:p>
-          <w:p/>
         </w:tc>
       </w:tr>
     </w:tbl>
@@ -6778,7 +6809,188 @@
         </w:numPr>
       </w:pPr>
       <w:r>
+        <w:t>Márgenes de costura.</w:t>
+      </w:r>
+    </w:p>
+    <w:p>
+      <w:pPr>
+        <w:pStyle w:val="Prrafodelista"/>
+        <w:numPr>
+          <w:ilvl w:val="0"/>
+          <w:numId w:val="20"/>
+        </w:numPr>
+      </w:pPr>
+      <w:r>
         <w:lastRenderedPageBreak/>
+        <w:t>Manipulación.</w:t>
+      </w:r>
+    </w:p>
+    <w:p>
+      <w:pPr>
+        <w:pStyle w:val="Prrafodelista"/>
+        <w:numPr>
+          <w:ilvl w:val="0"/>
+          <w:numId w:val="20"/>
+        </w:numPr>
+      </w:pPr>
+      <w:r>
+        <w:t>Tensiones de costuras.</w:t>
+      </w:r>
+    </w:p>
+    <w:p>
+      <w:pPr>
+        <w:pStyle w:val="Prrafodelista"/>
+        <w:numPr>
+          <w:ilvl w:val="0"/>
+          <w:numId w:val="20"/>
+        </w:numPr>
+      </w:pPr>
+      <w:r>
+        <w:t>Costuras rectas.</w:t>
+      </w:r>
+    </w:p>
+    <w:p>
+      <w:pPr>
+        <w:pStyle w:val="Prrafodelista"/>
+        <w:numPr>
+          <w:ilvl w:val="0"/>
+          <w:numId w:val="20"/>
+        </w:numPr>
+      </w:pPr>
+      <w:r>
+        <w:t>Remates de costuras.</w:t>
+      </w:r>
+    </w:p>
+    <w:p>
+      <w:pPr>
+        <w:pStyle w:val="Prrafodelista"/>
+        <w:numPr>
+          <w:ilvl w:val="0"/>
+          <w:numId w:val="20"/>
+        </w:numPr>
+      </w:pPr>
+      <w:r>
+        <w:t>Cases de costuras.</w:t>
+      </w:r>
+    </w:p>
+    <w:p>
+      <w:pPr>
+        <w:pStyle w:val="Prrafodelista"/>
+        <w:numPr>
+          <w:ilvl w:val="0"/>
+          <w:numId w:val="20"/>
+        </w:numPr>
+      </w:pPr>
+      <w:r>
+        <w:t>Empates mínimos de costuras.</w:t>
+      </w:r>
+    </w:p>
+    <w:p>
+      <w:pPr>
+        <w:pStyle w:val="Prrafodelista"/>
+        <w:numPr>
+          <w:ilvl w:val="0"/>
+          <w:numId w:val="20"/>
+        </w:numPr>
+      </w:pPr>
+      <w:r>
+        <w:t>Costuras uniformes.</w:t>
+      </w:r>
+    </w:p>
+    <w:p>
+      <w:pPr>
+        <w:pStyle w:val="Prrafodelista"/>
+        <w:numPr>
+          <w:ilvl w:val="0"/>
+          <w:numId w:val="20"/>
+        </w:numPr>
+      </w:pPr>
+      <w:r>
+        <w:t>Sin roturas.</w:t>
+      </w:r>
+    </w:p>
+    <w:p>
+      <w:pPr>
+        <w:pStyle w:val="Prrafodelista"/>
+        <w:numPr>
+          <w:ilvl w:val="0"/>
+          <w:numId w:val="20"/>
+        </w:numPr>
+      </w:pPr>
+      <w:r>
+        <w:t>Sin recogidos.</w:t>
+      </w:r>
+    </w:p>
+    <w:p>
+      <w:pPr>
+        <w:pStyle w:val="Prrafodelista"/>
+        <w:numPr>
+          <w:ilvl w:val="0"/>
+          <w:numId w:val="20"/>
+        </w:numPr>
+      </w:pPr>
+      <w:r>
+        <w:t>Correspondencia de las medidas de prenda terminada con las especificadas en ficha técnica, según desarrollo de patronaje.</w:t>
+      </w:r>
+    </w:p>
+    <w:p>
+      <w:pPr>
+        <w:pStyle w:val="Prrafodelista"/>
+        <w:numPr>
+          <w:ilvl w:val="0"/>
+          <w:numId w:val="10"/>
+        </w:numPr>
+        <w:rPr>
+          <w:b/>
+          <w:bCs/>
+        </w:rPr>
+      </w:pPr>
+      <w:r>
+        <w:rPr>
+          <w:b/>
+          <w:bCs/>
+        </w:rPr>
+        <w:t>Inspección de lote piloto</w:t>
+      </w:r>
+    </w:p>
+    <w:p>
+      <w:r>
+        <w:t>Con el fin de prever problemas en producción derivados de la calidad se confecciona una cantidad de unidades del producto con el fin de comprobar el cumplimiento de los requisitos. Los aspectos para revisar son los siguientes:</w:t>
+      </w:r>
+    </w:p>
+    <w:p>
+      <w:pPr>
+        <w:pStyle w:val="Prrafodelista"/>
+        <w:numPr>
+          <w:ilvl w:val="0"/>
+          <w:numId w:val="20"/>
+        </w:numPr>
+      </w:pPr>
+      <w:r>
+        <w:t>Desarrollo de las operaciones de acuerdo con la ficha técnica.</w:t>
+      </w:r>
+    </w:p>
+    <w:p>
+      <w:pPr>
+        <w:pStyle w:val="Prrafodelista"/>
+        <w:numPr>
+          <w:ilvl w:val="0"/>
+          <w:numId w:val="20"/>
+        </w:numPr>
+      </w:pPr>
+      <w:r>
+        <w:t>Simetrías.</w:t>
+      </w:r>
+    </w:p>
+    <w:p>
+      <w:pPr>
+        <w:pStyle w:val="Prrafodelista"/>
+        <w:numPr>
+          <w:ilvl w:val="0"/>
+          <w:numId w:val="20"/>
+        </w:numPr>
+      </w:pPr>
+      <w:r>
         <w:t>Márgenes de costura.</w:t>
       </w:r>
     </w:p>
@@ -6839,6 +7051,7 @@
         </w:numPr>
       </w:pPr>
       <w:r>
+        <w:lastRenderedPageBreak/>
         <w:t>Cases de costuras.</w:t>
       </w:r>
     </w:p>
@@ -6907,192 +7120,10 @@
         <w:pStyle w:val="Prrafodelista"/>
         <w:numPr>
           <w:ilvl w:val="0"/>
-          <w:numId w:val="10"/>
-        </w:numPr>
-        <w:rPr>
-          <w:b/>
-          <w:bCs/>
-        </w:rPr>
-      </w:pPr>
-      <w:r>
-        <w:rPr>
-          <w:b/>
-          <w:bCs/>
-        </w:rPr>
-        <w:t>Inspección de lote piloto</w:t>
-      </w:r>
-    </w:p>
-    <w:p>
-      <w:r>
-        <w:t>Con el fin de prever problemas en producción derivados de la calidad se confecciona una cantidad de unidades del producto con el fin de comprobar el cumplimiento de los requisitos. Los aspectos para revisar son los siguientes:</w:t>
-      </w:r>
-    </w:p>
-    <w:p>
-      <w:pPr>
-        <w:pStyle w:val="Prrafodelista"/>
-        <w:numPr>
-          <w:ilvl w:val="0"/>
           <w:numId w:val="20"/>
         </w:numPr>
       </w:pPr>
       <w:r>
-        <w:t>Desarrollo de las operaciones de acuerdo con la ficha técnica.</w:t>
-      </w:r>
-    </w:p>
-    <w:p>
-      <w:pPr>
-        <w:pStyle w:val="Prrafodelista"/>
-        <w:numPr>
-          <w:ilvl w:val="0"/>
-          <w:numId w:val="20"/>
-        </w:numPr>
-      </w:pPr>
-      <w:r>
-        <w:t>Simetrías.</w:t>
-      </w:r>
-    </w:p>
-    <w:p>
-      <w:pPr>
-        <w:pStyle w:val="Prrafodelista"/>
-        <w:numPr>
-          <w:ilvl w:val="0"/>
-          <w:numId w:val="20"/>
-        </w:numPr>
-      </w:pPr>
-      <w:r>
-        <w:t>Márgenes de costura.</w:t>
-      </w:r>
-    </w:p>
-    <w:p>
-      <w:pPr>
-        <w:pStyle w:val="Prrafodelista"/>
-        <w:numPr>
-          <w:ilvl w:val="0"/>
-          <w:numId w:val="20"/>
-        </w:numPr>
-      </w:pPr>
-      <w:r>
-        <w:t>Manipulación.</w:t>
-      </w:r>
-    </w:p>
-    <w:p>
-      <w:pPr>
-        <w:pStyle w:val="Prrafodelista"/>
-        <w:numPr>
-          <w:ilvl w:val="0"/>
-          <w:numId w:val="20"/>
-        </w:numPr>
-      </w:pPr>
-      <w:r>
-        <w:t>Tensiones de costuras.</w:t>
-      </w:r>
-    </w:p>
-    <w:p>
-      <w:pPr>
-        <w:pStyle w:val="Prrafodelista"/>
-        <w:numPr>
-          <w:ilvl w:val="0"/>
-          <w:numId w:val="20"/>
-        </w:numPr>
-      </w:pPr>
-      <w:r>
-        <w:t>Costuras rectas.</w:t>
-      </w:r>
-    </w:p>
-    <w:p>
-      <w:pPr>
-        <w:pStyle w:val="Prrafodelista"/>
-        <w:numPr>
-          <w:ilvl w:val="0"/>
-          <w:numId w:val="20"/>
-        </w:numPr>
-      </w:pPr>
-      <w:r>
-        <w:lastRenderedPageBreak/>
-        <w:t>Remates de costuras.</w:t>
-      </w:r>
-    </w:p>
-    <w:p>
-      <w:pPr>
-        <w:pStyle w:val="Prrafodelista"/>
-        <w:numPr>
-          <w:ilvl w:val="0"/>
-          <w:numId w:val="20"/>
-        </w:numPr>
-      </w:pPr>
-      <w:r>
-        <w:t>Cases de costuras.</w:t>
-      </w:r>
-    </w:p>
-    <w:p>
-      <w:pPr>
-        <w:pStyle w:val="Prrafodelista"/>
-        <w:numPr>
-          <w:ilvl w:val="0"/>
-          <w:numId w:val="20"/>
-        </w:numPr>
-      </w:pPr>
-      <w:r>
-        <w:t>Empates mínimos de costuras.</w:t>
-      </w:r>
-    </w:p>
-    <w:p>
-      <w:pPr>
-        <w:pStyle w:val="Prrafodelista"/>
-        <w:numPr>
-          <w:ilvl w:val="0"/>
-          <w:numId w:val="20"/>
-        </w:numPr>
-      </w:pPr>
-      <w:r>
-        <w:t>Costuras uniformes.</w:t>
-      </w:r>
-    </w:p>
-    <w:p>
-      <w:pPr>
-        <w:pStyle w:val="Prrafodelista"/>
-        <w:numPr>
-          <w:ilvl w:val="0"/>
-          <w:numId w:val="20"/>
-        </w:numPr>
-      </w:pPr>
-      <w:r>
-        <w:t>Sin roturas.</w:t>
-      </w:r>
-    </w:p>
-    <w:p>
-      <w:pPr>
-        <w:pStyle w:val="Prrafodelista"/>
-        <w:numPr>
-          <w:ilvl w:val="0"/>
-          <w:numId w:val="20"/>
-        </w:numPr>
-      </w:pPr>
-      <w:r>
-        <w:t>Sin recogidos.</w:t>
-      </w:r>
-    </w:p>
-    <w:p>
-      <w:pPr>
-        <w:pStyle w:val="Prrafodelista"/>
-        <w:numPr>
-          <w:ilvl w:val="0"/>
-          <w:numId w:val="20"/>
-        </w:numPr>
-      </w:pPr>
-      <w:r>
-        <w:t>Correspondencia de las medidas de prenda terminada con las especificadas en ficha técnica, según desarrollo de patronaje.</w:t>
-      </w:r>
-    </w:p>
-    <w:p>
-      <w:pPr>
-        <w:pStyle w:val="Prrafodelista"/>
-        <w:numPr>
-          <w:ilvl w:val="0"/>
-          <w:numId w:val="20"/>
-        </w:numPr>
-      </w:pPr>
-      <w:r>
         <w:t>Las plantillas creadas cumplen con la finalidad para la que fueron diseñadas, por ejemplo, la marcación de la posición de los bolsillos.</w:t>
       </w:r>
     </w:p>
@@ -7103,14 +7134,445 @@
       <w:r>
         <w:t>n.</w:t>
       </w:r>
-    </w:p>
-    <w:p/>
-    <w:p/>
-    <w:p/>
-    <w:p/>
-    <w:p/>
-    <w:p/>
-    <w:p/>
+      <w:r>
+        <w:tab/>
+      </w:r>
+      <w:r>
+        <w:tab/>
+      </w:r>
+      <w:r>
+        <w:tab/>
+      </w:r>
+      <w:r>
+        <w:tab/>
+      </w:r>
+      <w:r>
+        <w:tab/>
+      </w:r>
+      <w:r>
+        <w:tab/>
+      </w:r>
+      <w:r>
+        <w:tab/>
+      </w:r>
+      <w:r>
+        <w:tab/>
+      </w:r>
+      <w:r>
+        <w:tab/>
+      </w:r>
+      <w:r>
+        <w:tab/>
+      </w:r>
+      <w:r>
+        <w:tab/>
+      </w:r>
+      <w:r>
+        <w:tab/>
+      </w:r>
+      <w:r>
+        <w:tab/>
+      </w:r>
+      <w:r>
+        <w:tab/>
+      </w:r>
+      <w:r>
+        <w:tab/>
+      </w:r>
+      <w:r>
+        <w:tab/>
+      </w:r>
+      <w:r>
+        <w:tab/>
+      </w:r>
+      <w:r>
+        <w:tab/>
+      </w:r>
+      <w:r>
+        <w:tab/>
+      </w:r>
+      <w:r>
+        <w:tab/>
+      </w:r>
+      <w:r>
+        <w:tab/>
+      </w:r>
+      <w:r>
+        <w:tab/>
+      </w:r>
+      <w:r>
+        <w:tab/>
+      </w:r>
+      <w:r>
+        <w:tab/>
+      </w:r>
+      <w:r>
+        <w:tab/>
+      </w:r>
+      <w:r>
+        <w:tab/>
+      </w:r>
+      <w:r>
+        <w:tab/>
+      </w:r>
+      <w:r>
+        <w:tab/>
+      </w:r>
+      <w:r>
+        <w:tab/>
+      </w:r>
+      <w:r>
+        <w:tab/>
+      </w:r>
+      <w:r>
+        <w:tab/>
+      </w:r>
+      <w:r>
+        <w:tab/>
+      </w:r>
+      <w:r>
+        <w:tab/>
+      </w:r>
+      <w:r>
+        <w:tab/>
+      </w:r>
+      <w:r>
+        <w:tab/>
+      </w:r>
+      <w:r>
+        <w:tab/>
+      </w:r>
+      <w:r>
+        <w:tab/>
+      </w:r>
+      <w:r>
+        <w:tab/>
+      </w:r>
+      <w:r>
+        <w:tab/>
+      </w:r>
+      <w:r>
+        <w:tab/>
+      </w:r>
+      <w:r>
+        <w:tab/>
+      </w:r>
+      <w:r>
+        <w:tab/>
+      </w:r>
+      <w:r>
+        <w:tab/>
+      </w:r>
+      <w:r>
+        <w:tab/>
+      </w:r>
+      <w:r>
+        <w:tab/>
+      </w:r>
+      <w:r>
+        <w:tab/>
+      </w:r>
+      <w:r>
+        <w:tab/>
+      </w:r>
+      <w:r>
+        <w:tab/>
+      </w:r>
+      <w:r>
+        <w:tab/>
+      </w:r>
+      <w:r>
+        <w:tab/>
+      </w:r>
+      <w:r>
+        <w:tab/>
+      </w:r>
+      <w:r>
+        <w:tab/>
+      </w:r>
+      <w:r>
+        <w:tab/>
+      </w:r>
+      <w:r>
+        <w:tab/>
+      </w:r>
+      <w:r>
+        <w:tab/>
+      </w:r>
+      <w:r>
+        <w:tab/>
+      </w:r>
+      <w:r>
+        <w:tab/>
+      </w:r>
+      <w:r>
+        <w:tab/>
+      </w:r>
+      <w:r>
+        <w:tab/>
+      </w:r>
+      <w:r>
+        <w:tab/>
+      </w:r>
+      <w:r>
+        <w:tab/>
+      </w:r>
+      <w:r>
+        <w:tab/>
+      </w:r>
+      <w:r>
+        <w:tab/>
+      </w:r>
+      <w:r>
+        <w:tab/>
+      </w:r>
+      <w:r>
+        <w:tab/>
+      </w:r>
+      <w:r>
+        <w:tab/>
+      </w:r>
+      <w:r>
+        <w:tab/>
+      </w:r>
+      <w:r>
+        <w:tab/>
+      </w:r>
+      <w:r>
+        <w:tab/>
+      </w:r>
+      <w:r>
+        <w:tab/>
+      </w:r>
+      <w:r>
+        <w:tab/>
+      </w:r>
+      <w:r>
+        <w:tab/>
+      </w:r>
+      <w:r>
+        <w:tab/>
+      </w:r>
+      <w:r>
+        <w:tab/>
+      </w:r>
+      <w:r>
+        <w:tab/>
+      </w:r>
+      <w:r>
+        <w:tab/>
+      </w:r>
+      <w:r>
+        <w:tab/>
+      </w:r>
+      <w:r>
+        <w:tab/>
+      </w:r>
+      <w:r>
+        <w:tab/>
+      </w:r>
+      <w:r>
+        <w:tab/>
+      </w:r>
+      <w:r>
+        <w:tab/>
+      </w:r>
+      <w:r>
+        <w:tab/>
+      </w:r>
+      <w:r>
+        <w:tab/>
+      </w:r>
+      <w:r>
+        <w:tab/>
+      </w:r>
+      <w:r>
+        <w:tab/>
+      </w:r>
+      <w:r>
+        <w:tab/>
+      </w:r>
+      <w:r>
+        <w:tab/>
+      </w:r>
+      <w:r>
+        <w:tab/>
+      </w:r>
+      <w:r>
+        <w:tab/>
+      </w:r>
+      <w:r>
+        <w:tab/>
+      </w:r>
+      <w:r>
+        <w:tab/>
+      </w:r>
+      <w:r>
+        <w:tab/>
+      </w:r>
+      <w:r>
+        <w:tab/>
+      </w:r>
+      <w:r>
+        <w:tab/>
+      </w:r>
+      <w:r>
+        <w:tab/>
+      </w:r>
+      <w:r>
+        <w:tab/>
+      </w:r>
+      <w:r>
+        <w:tab/>
+      </w:r>
+      <w:r>
+        <w:tab/>
+      </w:r>
+      <w:r>
+        <w:tab/>
+      </w:r>
+      <w:r>
+        <w:tab/>
+      </w:r>
+      <w:r>
+        <w:tab/>
+      </w:r>
+      <w:r>
+        <w:tab/>
+      </w:r>
+      <w:r>
+        <w:tab/>
+      </w:r>
+      <w:r>
+        <w:tab/>
+      </w:r>
+      <w:r>
+        <w:tab/>
+      </w:r>
+      <w:r>
+        <w:tab/>
+      </w:r>
+      <w:r>
+        <w:tab/>
+      </w:r>
+      <w:r>
+        <w:tab/>
+      </w:r>
+      <w:r>
+        <w:tab/>
+      </w:r>
+      <w:r>
+        <w:tab/>
+      </w:r>
+      <w:r>
+        <w:tab/>
+      </w:r>
+      <w:r>
+        <w:tab/>
+      </w:r>
+      <w:r>
+        <w:tab/>
+      </w:r>
+      <w:r>
+        <w:tab/>
+      </w:r>
+      <w:r>
+        <w:tab/>
+      </w:r>
+      <w:r>
+        <w:tab/>
+      </w:r>
+      <w:r>
+        <w:tab/>
+      </w:r>
+      <w:r>
+        <w:tab/>
+      </w:r>
+      <w:r>
+        <w:tab/>
+      </w:r>
+      <w:r>
+        <w:tab/>
+      </w:r>
+      <w:r>
+        <w:tab/>
+      </w:r>
+      <w:r>
+        <w:tab/>
+      </w:r>
+      <w:r>
+        <w:tab/>
+      </w:r>
+      <w:r>
+        <w:tab/>
+      </w:r>
+      <w:r>
+        <w:tab/>
+      </w:r>
+      <w:r>
+        <w:tab/>
+      </w:r>
+      <w:r>
+        <w:tab/>
+      </w:r>
+      <w:r>
+        <w:tab/>
+      </w:r>
+      <w:r>
+        <w:tab/>
+      </w:r>
+      <w:r>
+        <w:tab/>
+      </w:r>
+      <w:r>
+        <w:tab/>
+      </w:r>
+      <w:r>
+        <w:tab/>
+      </w:r>
+      <w:r>
+        <w:tab/>
+      </w:r>
+      <w:r>
+        <w:tab/>
+      </w:r>
+      <w:r>
+        <w:tab/>
+      </w:r>
+      <w:r>
+        <w:tab/>
+      </w:r>
+      <w:r>
+        <w:tab/>
+      </w:r>
+      <w:r>
+        <w:tab/>
+      </w:r>
+      <w:r>
+        <w:tab/>
+      </w:r>
+      <w:r>
+        <w:tab/>
+      </w:r>
+      <w:r>
+        <w:tab/>
+      </w:r>
+      <w:r>
+        <w:tab/>
+      </w:r>
+      <w:r>
+        <w:tab/>
+      </w:r>
+      <w:r>
+        <w:tab/>
+      </w:r>
+      <w:r>
+        <w:tab/>
+      </w:r>
+      <w:r>
+        <w:tab/>
+      </w:r>
+    </w:p>
     <w:p>
       <w:pPr>
         <w:pStyle w:val="Prrafodelista"/>
@@ -7146,8 +7608,8 @@
           <w:noProof/>
         </w:rPr>
         <w:drawing>
-          <wp:inline distT="0" distB="0" distL="0" distR="0" wp14:anchorId="1945C636" wp14:editId="6A23EC1D">
-            <wp:extent cx="4671695" cy="2369127"/>
+          <wp:inline distT="0" distB="0" distL="0" distR="0" wp14:anchorId="1945C636" wp14:editId="1FAC40C8">
+            <wp:extent cx="4669703" cy="2561832"/>
             <wp:effectExtent l="0" t="0" r="0" b="0"/>
             <wp:docPr id="507389900" name="Imagen 507389900">
               <a:extLst xmlns:a="http://schemas.openxmlformats.org/drawingml/2006/main">
@@ -7187,7 +7649,7 @@
                   <pic:spPr>
                     <a:xfrm>
                       <a:off x="0" y="0"/>
-                      <a:ext cx="4769987" cy="2418973"/>
+                      <a:ext cx="4783216" cy="2624106"/>
                     </a:xfrm>
                     <a:prstGeom prst="rect">
                       <a:avLst/>
@@ -7274,42 +7736,39 @@
           </w:p>
           <w:p>
             <w:r>
+              <w:lastRenderedPageBreak/>
               <w:t>También se debe revisar el pH, la torsión y, si es necesario, hacer alguna prueba de laboratorio para verificar la resistencia del hilo y así comprobar su calidad.</w:t>
             </w:r>
           </w:p>
           <w:p>
             <w:r>
+              <w:t>Podemos llenar el formato de inspección de hilos, en donde colocamos la fecha de ingreso, siempre las fechas, el número de la OP, el color, en este caso 323 para el hilo, las cantidades que se inspeccionaron, si fueron las 10 unidades de las cajas o como venga la presentación, la unidad de medida, cuánto se inspeccionó, cuál es el proveedor, si se aprobó o se rechazó y qué defecto se pudo haber encontrado.</w:t>
+            </w:r>
+          </w:p>
+          <w:p>
+            <w:r>
+              <w:t>Se verifica si cumple con el calibre, que esté bien enconado y devanado, que no esté sucio ni tenga grasa, que tenga buen empaque y que su tono sea uniforme. También podemos hacer alguna observación.</w:t>
+            </w:r>
+          </w:p>
+          <w:p>
+            <w:r>
+              <w:t>Podemos revisar, en este caso para la chaqueta, otro insumo que es la cremallera. Hay que contar las cantidades de cremalleras. Igualmente, verificar que no vengan sucias y revisar el deslizador, los topes de la cremallera y la medida según lo que se haya pedido.</w:t>
+            </w:r>
+          </w:p>
+          <w:p>
+            <w:r>
+              <w:t>También se diligencia el formato para verificar si cumple con la longitud y con el estado de todas las partes de la cremallera, y que no venga sucia o engrasada.</w:t>
+            </w:r>
+          </w:p>
+          <w:p>
+            <w:r>
+              <w:t>Otro insumo, en este caso, es el elástico. Podemos realizar también pruebas de laboratorio para conocer su recuperación, elongación y elasticidad.</w:t>
+            </w:r>
+          </w:p>
+          <w:p>
+            <w:r>
               <w:lastRenderedPageBreak/>
-              <w:t>Podemos llenar el formato de inspección de hilos, en donde colocamos la fecha de ingreso, siempre las fechas, el número de la OP, el color, en este caso 323 para el hilo, las cantidades que se inspeccionaron, si fueron las 10 unidades de las cajas o como venga la presentación, la unidad de medida, cuánto se inspeccionó, cuál es el proveedor, si se aprobó o se rechazó y qué defecto se pudo haber encontrado.</w:t>
-            </w:r>
-          </w:p>
-          <w:p>
-            <w:r>
-              <w:t>Se verifica si cumple con el calibre, que esté bien enconado y devanado, que no esté sucio ni tenga grasa, que tenga buen empaque y que su tono sea uniforme. También podemos hacer alguna observación.</w:t>
-            </w:r>
-          </w:p>
-          <w:p>
-            <w:r>
-              <w:t>Podemos revisar, en este caso para la chaqueta, otro insumo que es la cremallera. Hay que contar las cantidades de cremalleras. Igualmente, verificar que no vengan sucias y revisar el deslizador, los topes de la cremallera y la medida según lo que se haya pedido.</w:t>
-            </w:r>
-          </w:p>
-          <w:p>
-            <w:r>
-              <w:t>También se diligencia el formato para verificar si cumple con la longitud y con el estado de todas las partes de la cremallera, y que no venga sucia o engrasada.</w:t>
-            </w:r>
-          </w:p>
-          <w:p>
-            <w:r>
-              <w:t>Otro insumo, en este caso, es el elástico. Podemos realizar también pruebas de laboratorio para conocer su recuperación, elongación y elasticidad.</w:t>
-            </w:r>
-          </w:p>
-          <w:p>
-            <w:r>
-              <w:t xml:space="preserve">Se verifica la medida; si es de 5 cm, debe ser de 5 cm. También se puede revisar que, a lo largo de todo el elástico, la medida sea uniforme. Esta muestra, por lo </w:t>
-            </w:r>
-            <w:r>
-              <w:lastRenderedPageBreak/>
-              <w:t xml:space="preserve">menos, tiene cuatro </w:t>
+              <w:t xml:space="preserve">Se verifica la medida; si es de 5 cm, debe ser de 5 cm. También se puede revisar que, a lo largo de todo el elástico, la medida sea uniforme. Esta muestra, por lo menos, tiene cuatro </w:t>
             </w:r>
             <w:r>
               <w:t>ocho</w:t>
@@ -7323,7 +7782,6 @@
               <w:t>Hay que revisar y, si no cumple, se rechaza el elástico. También hay que verificar el grosor y que no venga sucio ni engrasado.</w:t>
             </w:r>
           </w:p>
-          <w:p/>
         </w:tc>
       </w:tr>
     </w:tbl>
@@ -7351,6 +7809,7 @@
       <w:pPr>
         <w:pStyle w:val="Video"/>
       </w:pPr>
+      <w:proofErr w:type="gramStart"/>
       <w:r>
         <w:lastRenderedPageBreak/>
         <w:t>Inspección</w:t>
@@ -7361,6 +7820,7 @@
       <w:r>
         <w:t>textiles</w:t>
       </w:r>
+      <w:proofErr w:type="gramEnd"/>
     </w:p>
     <w:p>
       <w:pPr>
@@ -7372,7 +7832,7 @@
           <w:noProof/>
         </w:rPr>
         <w:drawing>
-          <wp:inline distT="0" distB="0" distL="0" distR="0" wp14:anchorId="008E7429" wp14:editId="6F1740F5">
+          <wp:inline distT="0" distB="0" distL="0" distR="0" wp14:anchorId="008E7429" wp14:editId="35E56233">
             <wp:extent cx="4679792" cy="2632383"/>
             <wp:effectExtent l="0" t="0" r="6985" b="0"/>
             <wp:docPr id="1347280263" name="Imagen 1347280263">
@@ -7474,6 +7934,7 @@
               </w:rPr>
               <w:t xml:space="preserve">. </w:t>
             </w:r>
+            <w:proofErr w:type="gramStart"/>
             <w:r>
               <w:rPr>
                 <w:b/>
@@ -7486,6 +7947,7 @@
               </w:rPr>
               <w:t>s</w:t>
             </w:r>
+            <w:proofErr w:type="gramEnd"/>
           </w:p>
         </w:tc>
       </w:tr>
@@ -7495,12 +7957,14 @@
             <w:tcW w:w="9962" w:type="dxa"/>
           </w:tcPr>
           <w:p>
+            <w:proofErr w:type="gramStart"/>
             <w:r>
               <w:t>Inspección textile</w:t>
             </w:r>
             <w:r>
               <w:t>s</w:t>
             </w:r>
+            <w:proofErr w:type="gramEnd"/>
             <w:r>
               <w:t>.</w:t>
             </w:r>
@@ -8387,12 +8851,982 @@
     </w:p>
     <w:p>
       <w:pPr>
+        <w:pStyle w:val="Prrafodelista"/>
+        <w:numPr>
+          <w:ilvl w:val="0"/>
+          <w:numId w:val="10"/>
+        </w:numPr>
+        <w:rPr>
+          <w:b/>
+          <w:bCs/>
+        </w:rPr>
+      </w:pPr>
+      <w:r>
+        <w:rPr>
+          <w:b/>
+          <w:bCs/>
+        </w:rPr>
+        <w:lastRenderedPageBreak/>
+        <w:t>Inspección de procesos de terminados</w:t>
+      </w:r>
+    </w:p>
+    <w:p>
+      <w:pPr>
+        <w:pStyle w:val="Prrafodelista"/>
+        <w:numPr>
+          <w:ilvl w:val="0"/>
+          <w:numId w:val="21"/>
+        </w:numPr>
+        <w:rPr>
+          <w:b/>
+          <w:bCs/>
+        </w:rPr>
+      </w:pPr>
+      <w:r>
+        <w:rPr>
+          <w:b/>
+          <w:bCs/>
+        </w:rPr>
+        <w:t>Planchado</w:t>
+      </w:r>
+    </w:p>
+    <w:p>
+      <w:r>
+        <w:t>Revisar que no queden arrugas, los quiebres necesarios deben quedar derechos y en el lugar especificado</w:t>
+      </w:r>
+      <w:r>
+        <w:t>.</w:t>
+      </w:r>
+    </w:p>
+    <w:p>
+      <w:pPr>
+        <w:pStyle w:val="Prrafodelista"/>
+        <w:numPr>
+          <w:ilvl w:val="0"/>
+          <w:numId w:val="21"/>
+        </w:numPr>
+        <w:rPr>
+          <w:b/>
+          <w:bCs/>
+        </w:rPr>
+      </w:pPr>
+      <w:r>
+        <w:rPr>
+          <w:b/>
+          <w:bCs/>
+        </w:rPr>
+        <w:t>Doblado</w:t>
+      </w:r>
+    </w:p>
+    <w:p>
+      <w:r>
+        <w:t>El doblado debe realizarse conforme al método establecido, sin afectar la apariencia de otras partes de la prenda, como el cuello, ni alterar el resultado del proceso anterior.</w:t>
+      </w:r>
+    </w:p>
+    <w:p>
+      <w:pPr>
+        <w:pStyle w:val="Prrafodelista"/>
+        <w:numPr>
+          <w:ilvl w:val="0"/>
+          <w:numId w:val="21"/>
+        </w:numPr>
+        <w:rPr>
+          <w:b/>
+          <w:bCs/>
+        </w:rPr>
+      </w:pPr>
+      <w:r>
+        <w:rPr>
+          <w:b/>
+          <w:bCs/>
+        </w:rPr>
+        <w:t>Embalaje</w:t>
+      </w:r>
+    </w:p>
+    <w:p>
+      <w:r>
+        <w:t>La organización en la caja debe realizarse sin ejercer presión que afecte el doblado y planchado de la prenda, se debe verificar que tenga las etiquetas y rótulos para identificar la prenda y el pedido.</w:t>
+      </w:r>
+    </w:p>
+    <w:p>
+      <w:pPr>
+        <w:pStyle w:val="Prrafodelista"/>
+        <w:numPr>
+          <w:ilvl w:val="0"/>
+          <w:numId w:val="10"/>
+        </w:numPr>
+        <w:rPr>
+          <w:b/>
+          <w:bCs/>
+        </w:rPr>
+      </w:pPr>
+      <w:r>
+        <w:rPr>
+          <w:b/>
+          <w:bCs/>
+        </w:rPr>
+        <w:t>Inspección de procesos de lavandería</w:t>
+      </w:r>
+    </w:p>
+    <w:p>
+      <w:r>
+        <w:t>Existen diversos tipos de lavado los cuales también se pueden combinar, pero en general, es importante que se inspeccione una vez se termine el proceso. Al inicio de la inspección, se debe tener claro que se va a inspeccionar respecto a:</w:t>
+      </w:r>
+    </w:p>
+    <w:p>
+      <w:pPr>
+        <w:pStyle w:val="Prrafodelista"/>
+        <w:numPr>
+          <w:ilvl w:val="0"/>
+          <w:numId w:val="21"/>
+        </w:numPr>
+      </w:pPr>
+      <w:r>
+        <w:rPr>
+          <w:b/>
+          <w:bCs/>
+        </w:rPr>
+        <w:t>Color</w:t>
+      </w:r>
+      <w:r>
+        <w:t>: correspondencia respecto al proceso solicitado.</w:t>
+      </w:r>
+    </w:p>
+    <w:p>
+      <w:pPr>
+        <w:pStyle w:val="Prrafodelista"/>
+        <w:numPr>
+          <w:ilvl w:val="0"/>
+          <w:numId w:val="21"/>
+        </w:numPr>
+      </w:pPr>
+      <w:r>
+        <w:t>En el caso de las abrasiones y roturas, se verifica que el tamaño, la ubicación y el método correspondan a lo solicitado.</w:t>
+      </w:r>
+    </w:p>
+    <w:p>
+      <w:pPr>
+        <w:pStyle w:val="Prrafodelista"/>
+        <w:numPr>
+          <w:ilvl w:val="0"/>
+          <w:numId w:val="21"/>
+        </w:numPr>
+      </w:pPr>
+      <w:r>
+        <w:t>Decoloraciones en las ubicaciones y tamaños especificados.</w:t>
+      </w:r>
+    </w:p>
+    <w:p>
+      <w:pPr>
+        <w:pStyle w:val="Prrafodelista"/>
+        <w:numPr>
+          <w:ilvl w:val="0"/>
+          <w:numId w:val="21"/>
+        </w:numPr>
+      </w:pPr>
+      <w:r>
+        <w:lastRenderedPageBreak/>
+        <w:t>Se revisa si se afectaron las costuras, es decir si se rompieron.</w:t>
+      </w:r>
+    </w:p>
+    <w:p>
+      <w:pPr>
+        <w:pStyle w:val="Prrafodelista"/>
+        <w:numPr>
+          <w:ilvl w:val="0"/>
+          <w:numId w:val="10"/>
+        </w:numPr>
+        <w:rPr>
+          <w:b/>
+          <w:bCs/>
+        </w:rPr>
+      </w:pPr>
+      <w:r>
+        <w:rPr>
+          <w:b/>
+          <w:bCs/>
+        </w:rPr>
+        <w:t>Inspección de proceso de estampado</w:t>
+      </w:r>
+    </w:p>
+    <w:p>
+      <w:r>
+        <w:t>En cualquiera de los métodos aplicados se debe validar los siguientes aspectos:</w:t>
+      </w:r>
+    </w:p>
+    <w:p>
+      <w:pPr>
+        <w:pStyle w:val="Prrafodelista"/>
+        <w:numPr>
+          <w:ilvl w:val="0"/>
+          <w:numId w:val="22"/>
+        </w:numPr>
+      </w:pPr>
+      <w:r>
+        <w:rPr>
+          <w:b/>
+          <w:bCs/>
+        </w:rPr>
+        <w:t>Colores</w:t>
+      </w:r>
+      <w:r>
+        <w:t xml:space="preserve">. </w:t>
+      </w:r>
+      <w:r>
+        <w:t>Precisos, que no se noten corridos si no es parte del diseño.</w:t>
+      </w:r>
+    </w:p>
+    <w:p>
+      <w:pPr>
+        <w:pStyle w:val="Prrafodelista"/>
+        <w:numPr>
+          <w:ilvl w:val="0"/>
+          <w:numId w:val="22"/>
+        </w:numPr>
+        <w:rPr>
+          <w:b/>
+          <w:bCs/>
+        </w:rPr>
+      </w:pPr>
+      <w:r>
+        <w:rPr>
+          <w:b/>
+          <w:bCs/>
+        </w:rPr>
+        <w:t>Diseño</w:t>
+      </w:r>
+      <w:r>
+        <w:rPr>
+          <w:b/>
+          <w:bCs/>
+        </w:rPr>
+        <w:t xml:space="preserve">. </w:t>
+      </w:r>
+      <w:r>
+        <w:rPr>
+          <w:b/>
+          <w:bCs/>
+        </w:rPr>
+        <w:t>Que sea de acuerdo con el planteado.</w:t>
+      </w:r>
+    </w:p>
+    <w:p>
+      <w:pPr>
+        <w:pStyle w:val="Prrafodelista"/>
+        <w:numPr>
+          <w:ilvl w:val="0"/>
+          <w:numId w:val="22"/>
+        </w:numPr>
+        <w:rPr>
+          <w:b/>
+          <w:bCs/>
+        </w:rPr>
+      </w:pPr>
+      <w:r>
+        <w:rPr>
+          <w:b/>
+          <w:bCs/>
+        </w:rPr>
+        <w:t>Tamaño</w:t>
+      </w:r>
+      <w:r>
+        <w:rPr>
+          <w:b/>
+          <w:bCs/>
+        </w:rPr>
+        <w:t xml:space="preserve">. </w:t>
+      </w:r>
+      <w:r>
+        <w:rPr>
+          <w:b/>
+          <w:bCs/>
+        </w:rPr>
+        <w:t>Las medidas deben estar conforme el requerimiento.</w:t>
+      </w:r>
+    </w:p>
+    <w:p>
+      <w:pPr>
+        <w:pStyle w:val="Prrafodelista"/>
+        <w:numPr>
+          <w:ilvl w:val="0"/>
+          <w:numId w:val="22"/>
+        </w:numPr>
+        <w:rPr>
+          <w:b/>
+          <w:bCs/>
+        </w:rPr>
+      </w:pPr>
+      <w:r>
+        <w:rPr>
+          <w:b/>
+          <w:bCs/>
+        </w:rPr>
+        <w:t>Posición y ubicación</w:t>
+      </w:r>
+      <w:r>
+        <w:rPr>
+          <w:b/>
+          <w:bCs/>
+        </w:rPr>
+        <w:t xml:space="preserve">. </w:t>
+      </w:r>
+      <w:r>
+        <w:rPr>
+          <w:b/>
+          <w:bCs/>
+        </w:rPr>
+        <w:t>Confirmar confrontando el diseño o muestra.</w:t>
+      </w:r>
+    </w:p>
+    <w:p>
+      <w:pPr>
+        <w:pStyle w:val="Prrafodelista"/>
+        <w:numPr>
+          <w:ilvl w:val="0"/>
+          <w:numId w:val="10"/>
+        </w:numPr>
+      </w:pPr>
+      <w:r>
+        <w:rPr>
+          <w:b/>
+          <w:bCs/>
+        </w:rPr>
+        <w:t>Inspección de proceso bordado</w:t>
+      </w:r>
+    </w:p>
+    <w:p>
+      <w:r>
+        <w:t>Los aspectos para revisar en el bordado son:</w:t>
+      </w:r>
+    </w:p>
+    <w:p>
+      <w:pPr>
+        <w:pStyle w:val="Prrafodelista"/>
+        <w:numPr>
+          <w:ilvl w:val="0"/>
+          <w:numId w:val="23"/>
+        </w:numPr>
+      </w:pPr>
+      <w:r>
+        <w:t>Colores: que coordinen conforme el diseño.</w:t>
+      </w:r>
+    </w:p>
+    <w:p>
+      <w:pPr>
+        <w:pStyle w:val="Prrafodelista"/>
+        <w:numPr>
+          <w:ilvl w:val="0"/>
+          <w:numId w:val="23"/>
+        </w:numPr>
+      </w:pPr>
+      <w:r>
+        <w:t>Diseño: que sea de acuerdo con el planteado.</w:t>
+      </w:r>
+    </w:p>
+    <w:p>
+      <w:pPr>
+        <w:pStyle w:val="Prrafodelista"/>
+        <w:numPr>
+          <w:ilvl w:val="0"/>
+          <w:numId w:val="23"/>
+        </w:numPr>
+      </w:pPr>
+      <w:r>
+        <w:t>Tamaño: las medidas deben ser conformes al requerimiento.</w:t>
+      </w:r>
+    </w:p>
+    <w:p>
+      <w:pPr>
+        <w:pStyle w:val="Prrafodelista"/>
+        <w:numPr>
+          <w:ilvl w:val="0"/>
+          <w:numId w:val="23"/>
+        </w:numPr>
+      </w:pPr>
+      <w:r>
+        <w:t>Posición y ubicación: confirmar confrontando el diseño.</w:t>
+      </w:r>
+    </w:p>
+    <w:p>
+      <w:pPr>
+        <w:pStyle w:val="Prrafodelista"/>
+        <w:numPr>
+          <w:ilvl w:val="0"/>
+          <w:numId w:val="23"/>
+        </w:numPr>
+      </w:pPr>
+      <w:r>
+        <w:t>Tensión de hilos.</w:t>
+      </w:r>
+    </w:p>
+    <w:p>
+      <w:pPr>
+        <w:pStyle w:val="Prrafodelista"/>
+        <w:numPr>
+          <w:ilvl w:val="0"/>
+          <w:numId w:val="23"/>
+        </w:numPr>
+      </w:pPr>
+      <w:r>
+        <w:t>Hilos cortados a ras.</w:t>
+      </w:r>
+    </w:p>
+    <w:p>
+      <w:pPr>
+        <w:pStyle w:val="Prrafodelista"/>
+        <w:numPr>
+          <w:ilvl w:val="0"/>
+          <w:numId w:val="23"/>
+        </w:numPr>
+      </w:pPr>
+      <w:r>
+        <w:t>Sin roturas.</w:t>
+      </w:r>
+    </w:p>
+    <w:p>
+      <w:pPr>
+        <w:pStyle w:val="Ttulo2"/>
+      </w:pPr>
+      <w:bookmarkStart w:id="9" w:name="_Toc240279298"/>
+      <w:r>
+        <w:t>Técnicas de muestreo</w:t>
+      </w:r>
+      <w:bookmarkEnd w:id="9"/>
+    </w:p>
+    <w:p>
+      <w:r>
+        <w:t>Una vez se determinen los criterios para realizar las inspecciones de producción, se utiliza la estadística para manejar, sobre todo grandes unidades de productos de un lote y variables de este.</w:t>
+      </w:r>
+    </w:p>
+    <w:p>
+      <w:r>
+        <w:lastRenderedPageBreak/>
+        <w:t>La elección de la muestra es muy importante, porque del cumplimiento de sus características en el lote dependen las decisiones a tomar sobre el mismo; por tanto, se debe dar cumplimiento al rasgo de representatividad del lote. Del tamaño de las muestras y la forma de escoger sus propiedades depende el nivel de error obtenido en las inspecciones y sus mediciones.</w:t>
+      </w:r>
+    </w:p>
+    <w:p>
+      <w:r>
+        <w:t>El plan de muestreo a elegir debe tener en cuenta el número promedio de productos a auditar con el fin de controlar no solo el producto sino los costos por inspección.</w:t>
+      </w:r>
+    </w:p>
+    <w:p>
+      <w:proofErr w:type="gramStart"/>
+      <w:r>
+        <w:t>El muestreo a elegir ya</w:t>
+      </w:r>
+      <w:proofErr w:type="gramEnd"/>
+      <w:r>
+        <w:t xml:space="preserve"> sea en un proceso, o en un producto terminado o insumo puede ser diferente, es necesario verificar la capacidad de análisis del auditor para determinar la conveniencia de la técnica a utilizar además de establecer mezclas entre los tipos de muestreo.</w:t>
+      </w:r>
+    </w:p>
+    <w:p>
+      <w:pPr>
+        <w:pStyle w:val="Prrafodelista"/>
+        <w:numPr>
+          <w:ilvl w:val="0"/>
+          <w:numId w:val="10"/>
+        </w:numPr>
+        <w:rPr>
+          <w:b/>
+          <w:bCs/>
+        </w:rPr>
+      </w:pPr>
+      <w:r>
+        <w:rPr>
+          <w:b/>
+          <w:bCs/>
+        </w:rPr>
+        <w:t>Muestreo probabilístico</w:t>
+      </w:r>
+    </w:p>
+    <w:p>
+      <w:r>
+        <w:t>Este método utiliza procedimientos de selección aleatoria, en los cuales todos los productos del lote tienen una probabilidad conocida de formar parte de la muestra, lo que favorece su representatividad.</w:t>
+      </w:r>
+    </w:p>
+    <w:p>
+      <w:r>
+        <w:t>Este tipo de muestreo se clasifica en:</w:t>
+      </w:r>
+    </w:p>
+    <w:p>
+      <w:pPr>
+        <w:pStyle w:val="Prrafodelista"/>
+        <w:numPr>
+          <w:ilvl w:val="0"/>
+          <w:numId w:val="24"/>
+        </w:numPr>
+      </w:pPr>
+      <w:r>
+        <w:t>Muestreo aleatorio simple.</w:t>
+      </w:r>
+    </w:p>
+    <w:p>
+      <w:pPr>
+        <w:pStyle w:val="Prrafodelista"/>
+        <w:numPr>
+          <w:ilvl w:val="0"/>
+          <w:numId w:val="24"/>
+        </w:numPr>
+      </w:pPr>
+      <w:r>
+        <w:t>Muestreo sistemático.</w:t>
+      </w:r>
+    </w:p>
+    <w:p>
+      <w:pPr>
+        <w:pStyle w:val="Prrafodelista"/>
+        <w:numPr>
+          <w:ilvl w:val="0"/>
+          <w:numId w:val="24"/>
+        </w:numPr>
+      </w:pPr>
+      <w:r>
+        <w:t>Muestreo aleatorio estratificado.</w:t>
+      </w:r>
+    </w:p>
+    <w:p>
+      <w:pPr>
+        <w:pStyle w:val="Prrafodelista"/>
+        <w:numPr>
+          <w:ilvl w:val="0"/>
+          <w:numId w:val="24"/>
+        </w:numPr>
+      </w:pPr>
+      <w:r>
+        <w:t>Muestreo por conglomerados (clústeres).</w:t>
+      </w:r>
+    </w:p>
+    <w:p>
+      <w:r>
+        <w:lastRenderedPageBreak/>
+        <w:t>En cada uno de los muestreos se debe tener en cuenta las siguientes variables:</w:t>
+      </w:r>
+    </w:p>
+    <w:p>
+      <w:pPr>
+        <w:pStyle w:val="Prrafodelista"/>
+        <w:numPr>
+          <w:ilvl w:val="0"/>
+          <w:numId w:val="24"/>
+        </w:numPr>
+      </w:pPr>
+      <w:r>
+        <w:rPr>
+          <w:b/>
+          <w:bCs/>
+        </w:rPr>
+        <w:t>N =</w:t>
+      </w:r>
+      <w:r>
+        <w:t xml:space="preserve"> tamaño de la población o lote.</w:t>
+      </w:r>
+    </w:p>
+    <w:p>
+      <w:pPr>
+        <w:pStyle w:val="Prrafodelista"/>
+        <w:numPr>
+          <w:ilvl w:val="0"/>
+          <w:numId w:val="24"/>
+        </w:numPr>
+      </w:pPr>
+      <w:r>
+        <w:rPr>
+          <w:b/>
+          <w:bCs/>
+        </w:rPr>
+        <w:t>n</w:t>
+      </w:r>
+      <w:r>
+        <w:t xml:space="preserve"> = tamaño de la muestra.</w:t>
+      </w:r>
+    </w:p>
+    <w:p>
+      <w:pPr>
+        <w:pStyle w:val="Prrafodelista"/>
+        <w:numPr>
+          <w:ilvl w:val="0"/>
+          <w:numId w:val="24"/>
+        </w:numPr>
+      </w:pPr>
+      <w:r>
+        <w:rPr>
+          <w:b/>
+          <w:bCs/>
+        </w:rPr>
+        <w:t xml:space="preserve">k </w:t>
+      </w:r>
+      <w:r>
+        <w:t>= intervalo de salto para elegir el siguiente elemento que conforme la muestra.</w:t>
+      </w:r>
+    </w:p>
+    <w:p>
+      <w:pPr>
+        <w:pStyle w:val="Prrafodelista"/>
+        <w:numPr>
+          <w:ilvl w:val="0"/>
+          <w:numId w:val="24"/>
+        </w:numPr>
+      </w:pPr>
+      <w:r>
+        <w:rPr>
+          <w:b/>
+          <w:bCs/>
+        </w:rPr>
+        <w:t xml:space="preserve">I </w:t>
+      </w:r>
+      <w:r>
+        <w:t>= arranque aleatorio, elemento o producto de punto de partida, es el inicio para determinar la muestra.</w:t>
+      </w:r>
+    </w:p>
+    <w:p>
+      <w:r>
+        <w:t>El cálculo del tamaño de la muestra se realiza de acuerdo con cálculos estadísticos que se realizan mediante programas informáticos, en donde se tienen en cuenta el error estándar, el intervalo de confianza, la media, entre otras medidas. Es relevante tener en cuenta que entre mayor sea el tamaño de la muestra, menor es el error estándar.</w:t>
+      </w:r>
+    </w:p>
+    <w:p>
+      <w:pPr>
+        <w:pStyle w:val="Prrafodelista"/>
+        <w:numPr>
+          <w:ilvl w:val="0"/>
+          <w:numId w:val="10"/>
+        </w:numPr>
+        <w:rPr>
+          <w:b/>
+          <w:bCs/>
+        </w:rPr>
+      </w:pPr>
+      <w:r>
+        <w:rPr>
+          <w:b/>
+          <w:bCs/>
+        </w:rPr>
+        <w:t>Muestreo simple</w:t>
+      </w:r>
+    </w:p>
+    <w:p>
+      <w:r>
+        <w:t>Este procedimiento de muestreo consiste en tomar una muestra definida de unidades, cuya elección se realiza al azar, una vez inspeccionadas se toma la decisión de aceptar o rechazar conforme a los criterios de la empresa. Este tipo de muestreo es útil en lotes pequeños.</w:t>
+      </w:r>
+    </w:p>
+    <w:p>
+      <w:r>
+        <w:t>A continuación</w:t>
+      </w:r>
+      <w:r>
+        <w:t>,</w:t>
+      </w:r>
+      <w:r>
+        <w:t xml:space="preserve"> puede tener una comparación entre las ventajas y desventajas del muestreo simple.</w:t>
+      </w:r>
+    </w:p>
+    <w:p>
+      <w:pPr>
+        <w:pStyle w:val="Prrafodelista"/>
+        <w:numPr>
+          <w:ilvl w:val="0"/>
+          <w:numId w:val="25"/>
+        </w:numPr>
+      </w:pPr>
+      <w:r>
+        <w:rPr>
+          <w:b/>
+          <w:bCs/>
+        </w:rPr>
+        <w:t>Ventajas</w:t>
+      </w:r>
+    </w:p>
+    <w:p>
+      <w:pPr>
+        <w:pStyle w:val="Prrafodelista"/>
+        <w:numPr>
+          <w:ilvl w:val="0"/>
+          <w:numId w:val="26"/>
+        </w:numPr>
+      </w:pPr>
+      <w:r>
+        <w:t>Fácil y sencillo de analizar.</w:t>
+      </w:r>
+    </w:p>
+    <w:p>
+      <w:pPr>
+        <w:pStyle w:val="Prrafodelista"/>
+        <w:numPr>
+          <w:ilvl w:val="0"/>
+          <w:numId w:val="26"/>
+        </w:numPr>
+      </w:pPr>
+      <w:r>
+        <w:lastRenderedPageBreak/>
+        <w:t>Cálculos inmediatos de media y varianza.</w:t>
+      </w:r>
+    </w:p>
+    <w:p>
+      <w:pPr>
+        <w:pStyle w:val="Prrafodelista"/>
+        <w:numPr>
+          <w:ilvl w:val="0"/>
+          <w:numId w:val="26"/>
+        </w:numPr>
+      </w:pPr>
+      <w:r>
+        <w:t xml:space="preserve">Análisis de datos en </w:t>
+      </w:r>
+      <w:r>
+        <w:rPr>
+          <w:rStyle w:val="Extranjerismo"/>
+        </w:rPr>
+        <w:t>software</w:t>
+      </w:r>
+      <w:r>
+        <w:t xml:space="preserve"> especializado.</w:t>
+      </w:r>
+    </w:p>
+    <w:p>
+      <w:pPr>
+        <w:pStyle w:val="Prrafodelista"/>
+        <w:numPr>
+          <w:ilvl w:val="0"/>
+          <w:numId w:val="25"/>
+        </w:numPr>
+      </w:pPr>
+      <w:r>
+        <w:rPr>
+          <w:b/>
+          <w:bCs/>
+        </w:rPr>
+        <w:t>Desventajas</w:t>
+      </w:r>
+    </w:p>
+    <w:p>
+      <w:pPr>
+        <w:pStyle w:val="Prrafodelista"/>
+        <w:numPr>
+          <w:ilvl w:val="0"/>
+          <w:numId w:val="26"/>
+        </w:numPr>
+      </w:pPr>
+      <w:r>
+        <w:t>Necesita tener el marco muestral.</w:t>
+      </w:r>
+    </w:p>
+    <w:p>
+      <w:pPr>
+        <w:pStyle w:val="Prrafodelista"/>
+        <w:numPr>
+          <w:ilvl w:val="0"/>
+          <w:numId w:val="26"/>
+        </w:numPr>
+      </w:pPr>
+      <w:r>
+        <w:t>El número pequeño de la muestra puede no representar el lote.</w:t>
+      </w:r>
+    </w:p>
+    <w:p>
+      <w:pPr>
+        <w:rPr>
+          <w:b/>
+          <w:bCs/>
+        </w:rPr>
+      </w:pPr>
+      <w:r>
+        <w:rPr>
+          <w:b/>
+          <w:bCs/>
+        </w:rPr>
+        <w:t>Ejemplo</w:t>
+      </w:r>
+    </w:p>
+    <w:p>
+      <w:r>
+        <w:t>Se necesita validar un lote de 200 rollos de telas (N), cada uno de 60 metros, el tamaño de la muestra es de 300 metros (n) y el número de metros de tela aceptados es de 20 metros.</w:t>
+      </w:r>
+    </w:p>
+    <w:p>
+      <w:pPr>
+        <w:pStyle w:val="Prrafodelista"/>
+        <w:numPr>
+          <w:ilvl w:val="0"/>
+          <w:numId w:val="10"/>
+        </w:numPr>
+        <w:rPr>
+          <w:b/>
+          <w:bCs/>
+        </w:rPr>
+      </w:pPr>
+      <w:r>
+        <w:rPr>
+          <w:b/>
+          <w:bCs/>
+        </w:rPr>
+        <w:t>Muestreo doble</w:t>
+      </w:r>
+    </w:p>
+    <w:p>
+      <w:r>
+        <w:t>Para validar un lote es necesario conocer el resultado de las inspecciones de dos muestras de este, cuando se presenten resultados dudosos en la primera muestra, por lo tanto, se pueden combinar los resultados de ambas muestras para determinar si se acepta o rechaza el lote.</w:t>
+      </w:r>
+    </w:p>
+    <w:p>
+      <w:r>
+        <w:rPr>
+          <w:b/>
+          <w:bCs/>
+        </w:rPr>
+        <w:t>Ejemplo</w:t>
+      </w:r>
+    </w:p>
+    <w:p>
+      <w:r>
+        <w:t>Se tiene un lote de 100 unidades (N), de acuerdo con los criterios de inspección de la empresa, se toman muestras de 20 unidades (n) y si se encuentran 2 unidades defectuosas (RQL) el lote se rechaza. Al realizar inspección se encuentra 1 unidad defectuosa, por lo tanto, se procede a inspeccionar una segunda muestra donde se encuentran 2 unidades defectuosas, por tanto, el lote se rechaza.</w:t>
+      </w:r>
+    </w:p>
+    <w:p>
+      <w:pPr>
         <w:ind w:firstLine="0"/>
-        <w:rPr>
-          <w:b/>
-          <w:bCs/>
-        </w:rPr>
-      </w:pPr>
+      </w:pPr>
+    </w:p>
+    <w:p>
+      <w:pPr>
+        <w:pStyle w:val="Prrafodelista"/>
+        <w:numPr>
+          <w:ilvl w:val="0"/>
+          <w:numId w:val="10"/>
+        </w:numPr>
+        <w:rPr>
+          <w:b/>
+          <w:bCs/>
+        </w:rPr>
+      </w:pPr>
+      <w:r>
+        <w:rPr>
+          <w:b/>
+          <w:bCs/>
+        </w:rPr>
+        <w:lastRenderedPageBreak/>
+        <w:t>Muestreo múltiple</w:t>
+      </w:r>
+    </w:p>
+    <w:p>
+      <w:r>
+        <w:t>Es similar al muestreo doble solo que se puede repetir (n) veces. Puede ser por conglomerados o estratificado.</w:t>
+      </w:r>
+    </w:p>
+    <w:p>
+      <w:r>
+        <w:t>En el muestreo por conglomerados se dividen los lotes en subgrupos, luego la cantidad de conglomerados es definida aleatoriamente y se combinan en una sola muestra, esto debido al gran tamaño del lote de forma que se facilita el análisis de los datos, además las variaciones en cada grupo son menores, que las variaciones entre los grupos.</w:t>
+      </w:r>
+    </w:p>
+    <w:p>
+      <w:r>
+        <w:t>A continuación</w:t>
+      </w:r>
+      <w:r>
+        <w:t>,</w:t>
+      </w:r>
+      <w:r>
+        <w:t xml:space="preserve"> puede tener una comparación entre las ventajas y desventajas del muestreo por conglomerados.</w:t>
+      </w:r>
+    </w:p>
+    <w:p>
+      <w:pPr>
+        <w:pStyle w:val="Prrafodelista"/>
+        <w:numPr>
+          <w:ilvl w:val="0"/>
+          <w:numId w:val="25"/>
+        </w:numPr>
+        <w:rPr>
+          <w:b/>
+          <w:bCs/>
+        </w:rPr>
+      </w:pPr>
+      <w:r>
+        <w:rPr>
+          <w:b/>
+          <w:bCs/>
+        </w:rPr>
+        <w:t>Ventajas</w:t>
+      </w:r>
+    </w:p>
+    <w:p>
+      <w:pPr>
+        <w:pStyle w:val="Prrafodelista"/>
+        <w:numPr>
+          <w:ilvl w:val="0"/>
+          <w:numId w:val="27"/>
+        </w:numPr>
+      </w:pPr>
+      <w:r>
+        <w:t>Eficiencia en el manejo de los datos porque son grandes y dispersos.</w:t>
+      </w:r>
+    </w:p>
+    <w:p>
+      <w:pPr>
+        <w:pStyle w:val="Prrafodelista"/>
+        <w:numPr>
+          <w:ilvl w:val="0"/>
+          <w:numId w:val="27"/>
+        </w:numPr>
+      </w:pPr>
+      <w:r>
+        <w:t>No es necesario tener listado de toda la población.</w:t>
+      </w:r>
+    </w:p>
+    <w:p>
+      <w:pPr>
+        <w:pStyle w:val="Prrafodelista"/>
+        <w:numPr>
+          <w:ilvl w:val="0"/>
+          <w:numId w:val="25"/>
+        </w:numPr>
+      </w:pPr>
+      <w:r>
+        <w:rPr>
+          <w:b/>
+          <w:bCs/>
+        </w:rPr>
+        <w:t>Desventajas</w:t>
+      </w:r>
+    </w:p>
+    <w:p>
+      <w:pPr>
+        <w:pStyle w:val="Prrafodelista"/>
+        <w:numPr>
+          <w:ilvl w:val="0"/>
+          <w:numId w:val="28"/>
+        </w:numPr>
+      </w:pPr>
+      <w:r>
+        <w:t>El error estándar es mayor.</w:t>
+      </w:r>
+    </w:p>
+    <w:p>
+      <w:pPr>
+        <w:pStyle w:val="Prrafodelista"/>
+        <w:numPr>
+          <w:ilvl w:val="0"/>
+          <w:numId w:val="28"/>
+        </w:numPr>
+      </w:pPr>
+      <w:r>
+        <w:t>Cálculo de error estándar es más complejo.</w:t>
+      </w:r>
+    </w:p>
+    <w:p>
+      <w:r>
+        <w:t>En el muestreo estratificado se eligen las muestras de acuerdo con variables comunes los cuales catalogan los estratos dentro de los lotes.</w:t>
+      </w:r>
+    </w:p>
+    <w:p>
+      <w:r>
+        <w:t>A continuación</w:t>
+      </w:r>
+      <w:r>
+        <w:t>,</w:t>
+      </w:r>
+      <w:r>
+        <w:t xml:space="preserve"> puede tener una comparación entre las ventajas y desventajas del muestreo estratificado.</w:t>
+      </w:r>
     </w:p>
     <w:p>
       <w:pPr>
@@ -8405,12 +9839,80 @@
     </w:p>
     <w:p>
       <w:pPr>
-        <w:ind w:firstLine="0"/>
-        <w:rPr>
-          <w:b/>
-          <w:bCs/>
-        </w:rPr>
-      </w:pPr>
+        <w:pStyle w:val="Prrafodelista"/>
+        <w:numPr>
+          <w:ilvl w:val="0"/>
+          <w:numId w:val="25"/>
+        </w:numPr>
+        <w:rPr>
+          <w:b/>
+          <w:bCs/>
+        </w:rPr>
+      </w:pPr>
+      <w:r>
+        <w:rPr>
+          <w:b/>
+          <w:bCs/>
+        </w:rPr>
+        <w:lastRenderedPageBreak/>
+        <w:t>Ventajas</w:t>
+      </w:r>
+    </w:p>
+    <w:p>
+      <w:pPr>
+        <w:pStyle w:val="Prrafodelista"/>
+        <w:numPr>
+          <w:ilvl w:val="0"/>
+          <w:numId w:val="29"/>
+        </w:numPr>
+      </w:pPr>
+      <w:r>
+        <w:t>Estimaciones más precisas.</w:t>
+      </w:r>
+    </w:p>
+    <w:p>
+      <w:pPr>
+        <w:pStyle w:val="Prrafodelista"/>
+        <w:numPr>
+          <w:ilvl w:val="0"/>
+          <w:numId w:val="29"/>
+        </w:numPr>
+      </w:pPr>
+      <w:r>
+        <w:t>Muestra más parecida al lote.</w:t>
+      </w:r>
+    </w:p>
+    <w:p>
+      <w:pPr>
+        <w:pStyle w:val="Prrafodelista"/>
+        <w:numPr>
+          <w:ilvl w:val="0"/>
+          <w:numId w:val="25"/>
+        </w:numPr>
+        <w:rPr>
+          <w:b/>
+          <w:bCs/>
+        </w:rPr>
+      </w:pPr>
+      <w:r>
+        <w:rPr>
+          <w:b/>
+          <w:bCs/>
+        </w:rPr>
+        <w:t>Desventajas</w:t>
+      </w:r>
+    </w:p>
+    <w:p>
+      <w:pPr>
+        <w:pStyle w:val="Prrafodelista"/>
+        <w:numPr>
+          <w:ilvl w:val="0"/>
+          <w:numId w:val="30"/>
+        </w:numPr>
+      </w:pPr>
+      <w:r>
+        <w:t>Se debe conocer la población o lote y la distribución de las variables.</w:t>
+      </w:r>
     </w:p>
     <w:p>
       <w:pPr>
@@ -8429,1144 +9931,79 @@
           <w:b/>
           <w:bCs/>
         </w:rPr>
-        <w:t>Inspección de procesos de terminados</w:t>
-      </w:r>
-    </w:p>
-    <w:p>
-      <w:pPr>
-        <w:pStyle w:val="Prrafodelista"/>
-        <w:numPr>
-          <w:ilvl w:val="0"/>
-          <w:numId w:val="21"/>
-        </w:numPr>
-        <w:rPr>
-          <w:b/>
-          <w:bCs/>
-        </w:rPr>
-      </w:pPr>
-      <w:r>
-        <w:rPr>
-          <w:b/>
-          <w:bCs/>
-        </w:rPr>
-        <w:t>Planchado</w:t>
-      </w:r>
-    </w:p>
-    <w:p>
-      <w:r>
-        <w:t>Revisar que no queden arrugas, los quiebres necesarios deben quedar derechos y en el lugar especificado</w:t>
-      </w:r>
-      <w:r>
-        <w:t>.</w:t>
-      </w:r>
-    </w:p>
-    <w:p>
-      <w:pPr>
-        <w:pStyle w:val="Prrafodelista"/>
-        <w:numPr>
-          <w:ilvl w:val="0"/>
-          <w:numId w:val="21"/>
-        </w:numPr>
-        <w:rPr>
-          <w:b/>
-          <w:bCs/>
-        </w:rPr>
-      </w:pPr>
-      <w:r>
-        <w:rPr>
-          <w:b/>
-          <w:bCs/>
-        </w:rPr>
-        <w:t>Doblado</w:t>
-      </w:r>
-    </w:p>
-    <w:p>
-      <w:r>
-        <w:t>El doblado debe realizarse conforme al método establecido, sin afectar la apariencia de otras partes de la prenda, como el cuello, ni alterar el resultado del proceso anterior.</w:t>
-      </w:r>
-    </w:p>
-    <w:p>
-      <w:pPr>
-        <w:pStyle w:val="Prrafodelista"/>
-        <w:numPr>
-          <w:ilvl w:val="0"/>
-          <w:numId w:val="21"/>
-        </w:numPr>
-        <w:rPr>
-          <w:b/>
-          <w:bCs/>
-        </w:rPr>
-      </w:pPr>
-      <w:r>
-        <w:rPr>
-          <w:b/>
-          <w:bCs/>
-        </w:rPr>
-        <w:t>Embalaje</w:t>
-      </w:r>
-    </w:p>
-    <w:p>
-      <w:r>
-        <w:t>La organización en la caja debe realizarse sin ejercer presión que afecte el doblado y planchado de la prenda, se debe verificar que tenga las etiquetas y rótulos para identificar la prenda y el pedido.</w:t>
-      </w:r>
-    </w:p>
-    <w:p>
-      <w:pPr>
-        <w:pStyle w:val="Prrafodelista"/>
-        <w:numPr>
-          <w:ilvl w:val="0"/>
-          <w:numId w:val="10"/>
-        </w:numPr>
-        <w:rPr>
-          <w:b/>
-          <w:bCs/>
-        </w:rPr>
-      </w:pPr>
-      <w:r>
-        <w:rPr>
-          <w:b/>
-          <w:bCs/>
-        </w:rPr>
-        <w:t>Inspección de procesos de lavandería</w:t>
-      </w:r>
-    </w:p>
-    <w:p>
-      <w:r>
-        <w:t>Existen diversos tipos de lavado los cuales también se pueden combinar, pero en general, es importante que se inspeccione una vez se termine el proceso. Al inicio de la inspección, se debe tener claro que se va a inspeccionar respecto a:</w:t>
-      </w:r>
-    </w:p>
-    <w:p>
-      <w:pPr>
-        <w:pStyle w:val="Prrafodelista"/>
-        <w:numPr>
-          <w:ilvl w:val="0"/>
-          <w:numId w:val="21"/>
-        </w:numPr>
-      </w:pPr>
+        <w:t>Muestreo de aceptación</w:t>
+      </w:r>
+    </w:p>
+    <w:p>
+      <w:r>
+        <w:t>Consiste en validar la muestra de un lote donde se toma la decisión de aceptación o rechazo; si la muestra es rechazada se procede a realizar la inspección del 100 % del lote. Se pueden analizar según:</w:t>
+      </w:r>
+    </w:p>
+    <w:p>
+      <w:pPr>
+        <w:pStyle w:val="Prrafodelista"/>
+        <w:numPr>
+          <w:ilvl w:val="0"/>
+          <w:numId w:val="25"/>
+        </w:numPr>
+      </w:pPr>
+      <w:r>
+        <w:rPr>
+          <w:b/>
+          <w:bCs/>
+        </w:rPr>
+        <w:t>Variables</w:t>
+      </w:r>
+      <w:r>
+        <w:t>: se realizan mediciones para determinar la aceptación o rechazo.</w:t>
+      </w:r>
+    </w:p>
+    <w:p>
+      <w:r>
+        <w:rPr>
+          <w:b/>
+          <w:bCs/>
+        </w:rPr>
+        <w:t>Ejemplo</w:t>
+      </w:r>
+      <w:r>
+        <w:t xml:space="preserve">: la empresa fabrica 3.600 unidades de la referencia B-454 por semana. Los auditores seleccionan muestras de 259 unidades de B-454, y mide el contorno de busto de la camiseta para determinar si acepta o rechaza todo el lote. La camiseta es defectuosa si el contorno mide más de 0.55 cm, el cual es (LES) o menos de 0.2 </w:t>
+      </w:r>
+      <w:proofErr w:type="spellStart"/>
+      <w:r>
+        <w:t>cms</w:t>
+      </w:r>
+      <w:proofErr w:type="spellEnd"/>
+      <w:r>
+        <w:t>, que es el límite de especificación inferior (LEI) de la medida proporcionada en cada talla. Además, se establecen AQL y RQL, para determinar si el lote en las mediciones de las 259 unidades no sobrepasó los valores. Según el plan de muestreo se define que si 3 unidades no cumplen los límites se rechaza el lote. Al inspeccionar las 259 unidades todas cumplen las mediciones en sus contornos, por lo tanto, se acepta el lote.</w:t>
+      </w:r>
+    </w:p>
+    <w:p>
+      <w:pPr>
+        <w:pStyle w:val="Prrafodelista"/>
+        <w:numPr>
+          <w:ilvl w:val="0"/>
+          <w:numId w:val="25"/>
+        </w:numPr>
+      </w:pPr>
+      <w:r>
+        <w:rPr>
+          <w:b/>
+          <w:bCs/>
+        </w:rPr>
+        <w:t>Atributos</w:t>
+      </w:r>
+      <w:r>
+        <w:t>: de acuerdo con las características no medibles, se determinan cuantos defectos son aceptados para determinar la aceptación o rechazo del lote.</w:t>
+      </w:r>
+    </w:p>
+    <w:p>
       <w:r>
         <w:rPr>
           <w:b/>
           <w:bCs/>
         </w:rPr>
         <w:lastRenderedPageBreak/>
-        <w:t>Color</w:t>
-      </w:r>
-      <w:r>
-        <w:t>: correspondencia respecto al proceso solicitado.</w:t>
-      </w:r>
-    </w:p>
-    <w:p>
-      <w:pPr>
-        <w:pStyle w:val="Prrafodelista"/>
-        <w:numPr>
-          <w:ilvl w:val="0"/>
-          <w:numId w:val="21"/>
-        </w:numPr>
-      </w:pPr>
-      <w:r>
-        <w:t>En el caso de las abrasiones y roturas, se verifica que el tamaño, la ubicación y el método correspondan a lo solicitado.</w:t>
-      </w:r>
-    </w:p>
-    <w:p>
-      <w:pPr>
-        <w:pStyle w:val="Prrafodelista"/>
-        <w:numPr>
-          <w:ilvl w:val="0"/>
-          <w:numId w:val="21"/>
-        </w:numPr>
-      </w:pPr>
-      <w:r>
-        <w:t>Decoloraciones en las ubicaciones y tamaños especificados.</w:t>
-      </w:r>
-    </w:p>
-    <w:p>
-      <w:pPr>
-        <w:pStyle w:val="Prrafodelista"/>
-        <w:numPr>
-          <w:ilvl w:val="0"/>
-          <w:numId w:val="21"/>
-        </w:numPr>
-      </w:pPr>
-      <w:r>
-        <w:t>Se revisa si se afectaron las costuras, es decir si se rompieron.</w:t>
-      </w:r>
-    </w:p>
-    <w:p>
-      <w:pPr>
-        <w:pStyle w:val="Prrafodelista"/>
-        <w:numPr>
-          <w:ilvl w:val="0"/>
-          <w:numId w:val="10"/>
-        </w:numPr>
-        <w:rPr>
-          <w:b/>
-          <w:bCs/>
-        </w:rPr>
-      </w:pPr>
-      <w:r>
-        <w:rPr>
-          <w:b/>
-          <w:bCs/>
-        </w:rPr>
-        <w:t>Inspección de proceso de estampado</w:t>
-      </w:r>
-    </w:p>
-    <w:p>
-      <w:r>
-        <w:t>En cualquiera de los métodos aplicados se debe validar los siguientes aspectos:</w:t>
-      </w:r>
-    </w:p>
-    <w:p>
-      <w:pPr>
-        <w:pStyle w:val="Prrafodelista"/>
-        <w:numPr>
-          <w:ilvl w:val="0"/>
-          <w:numId w:val="22"/>
-        </w:numPr>
-      </w:pPr>
-      <w:r>
-        <w:rPr>
-          <w:b/>
-          <w:bCs/>
-        </w:rPr>
-        <w:t>Colores</w:t>
-      </w:r>
-      <w:r>
-        <w:t xml:space="preserve">. </w:t>
-      </w:r>
-      <w:r>
-        <w:t>Precisos, que no se noten corridos si no es parte del diseño.</w:t>
-      </w:r>
-    </w:p>
-    <w:p>
-      <w:pPr>
-        <w:pStyle w:val="Prrafodelista"/>
-        <w:numPr>
-          <w:ilvl w:val="0"/>
-          <w:numId w:val="22"/>
-        </w:numPr>
-        <w:rPr>
-          <w:b/>
-          <w:bCs/>
-        </w:rPr>
-      </w:pPr>
-      <w:r>
-        <w:rPr>
-          <w:b/>
-          <w:bCs/>
-        </w:rPr>
-        <w:t>Diseño</w:t>
-      </w:r>
-      <w:r>
-        <w:rPr>
-          <w:b/>
-          <w:bCs/>
-        </w:rPr>
-        <w:t xml:space="preserve">. </w:t>
-      </w:r>
-      <w:r>
-        <w:rPr>
-          <w:b/>
-          <w:bCs/>
-        </w:rPr>
-        <w:t>Que sea de acuerdo con el planteado.</w:t>
-      </w:r>
-    </w:p>
-    <w:p>
-      <w:pPr>
-        <w:pStyle w:val="Prrafodelista"/>
-        <w:numPr>
-          <w:ilvl w:val="0"/>
-          <w:numId w:val="22"/>
-        </w:numPr>
-        <w:rPr>
-          <w:b/>
-          <w:bCs/>
-        </w:rPr>
-      </w:pPr>
-      <w:r>
-        <w:rPr>
-          <w:b/>
-          <w:bCs/>
-        </w:rPr>
-        <w:t>Tamaño</w:t>
-      </w:r>
-      <w:r>
-        <w:rPr>
-          <w:b/>
-          <w:bCs/>
-        </w:rPr>
-        <w:t xml:space="preserve">. </w:t>
-      </w:r>
-      <w:r>
-        <w:rPr>
-          <w:b/>
-          <w:bCs/>
-        </w:rPr>
-        <w:t>Las medidas deben estar conforme el requerimiento.</w:t>
-      </w:r>
-    </w:p>
-    <w:p>
-      <w:pPr>
-        <w:pStyle w:val="Prrafodelista"/>
-        <w:numPr>
-          <w:ilvl w:val="0"/>
-          <w:numId w:val="22"/>
-        </w:numPr>
-        <w:rPr>
-          <w:b/>
-          <w:bCs/>
-        </w:rPr>
-      </w:pPr>
-      <w:r>
-        <w:rPr>
-          <w:b/>
-          <w:bCs/>
-        </w:rPr>
-        <w:t>Posición y ubicación</w:t>
-      </w:r>
-      <w:r>
-        <w:rPr>
-          <w:b/>
-          <w:bCs/>
-        </w:rPr>
-        <w:t xml:space="preserve">. </w:t>
-      </w:r>
-      <w:r>
-        <w:rPr>
-          <w:b/>
-          <w:bCs/>
-        </w:rPr>
-        <w:t>Confirmar confrontando el diseño o muestra.</w:t>
-      </w:r>
-    </w:p>
-    <w:p>
-      <w:pPr>
-        <w:pStyle w:val="Prrafodelista"/>
-        <w:numPr>
-          <w:ilvl w:val="0"/>
-          <w:numId w:val="10"/>
-        </w:numPr>
-      </w:pPr>
-      <w:r>
-        <w:rPr>
-          <w:b/>
-          <w:bCs/>
-        </w:rPr>
-        <w:t>Inspección de proceso bordado</w:t>
-      </w:r>
-    </w:p>
-    <w:p>
-      <w:r>
-        <w:t>Los aspectos para revisar en el bordado son:</w:t>
-      </w:r>
-    </w:p>
-    <w:p>
-      <w:pPr>
-        <w:pStyle w:val="Prrafodelista"/>
-        <w:numPr>
-          <w:ilvl w:val="0"/>
-          <w:numId w:val="23"/>
-        </w:numPr>
-      </w:pPr>
-      <w:r>
-        <w:t>Colores: que coordinen conforme el diseño.</w:t>
-      </w:r>
-    </w:p>
-    <w:p>
-      <w:pPr>
-        <w:pStyle w:val="Prrafodelista"/>
-        <w:numPr>
-          <w:ilvl w:val="0"/>
-          <w:numId w:val="23"/>
-        </w:numPr>
-      </w:pPr>
-      <w:r>
-        <w:t>Diseño: que sea de acuerdo con el planteado.</w:t>
-      </w:r>
-    </w:p>
-    <w:p>
-      <w:pPr>
-        <w:pStyle w:val="Prrafodelista"/>
-        <w:numPr>
-          <w:ilvl w:val="0"/>
-          <w:numId w:val="23"/>
-        </w:numPr>
-      </w:pPr>
-      <w:r>
-        <w:t>Tamaño: las medidas deben ser conformes al requerimiento.</w:t>
-      </w:r>
-    </w:p>
-    <w:p>
-      <w:pPr>
-        <w:pStyle w:val="Prrafodelista"/>
-        <w:numPr>
-          <w:ilvl w:val="0"/>
-          <w:numId w:val="23"/>
-        </w:numPr>
-      </w:pPr>
-      <w:r>
-        <w:t>Posición y ubicación: confirmar confrontando el diseño.</w:t>
-      </w:r>
-    </w:p>
-    <w:p>
-      <w:pPr>
-        <w:pStyle w:val="Prrafodelista"/>
-        <w:numPr>
-          <w:ilvl w:val="0"/>
-          <w:numId w:val="23"/>
-        </w:numPr>
-      </w:pPr>
-      <w:r>
-        <w:t>Tensión de hilos.</w:t>
-      </w:r>
-    </w:p>
-    <w:p>
-      <w:pPr>
-        <w:pStyle w:val="Prrafodelista"/>
-        <w:numPr>
-          <w:ilvl w:val="0"/>
-          <w:numId w:val="23"/>
-        </w:numPr>
-      </w:pPr>
-      <w:r>
-        <w:t>Hilos cortados a ras.</w:t>
-      </w:r>
-    </w:p>
-    <w:p>
-      <w:pPr>
-        <w:pStyle w:val="Prrafodelista"/>
-        <w:numPr>
-          <w:ilvl w:val="0"/>
-          <w:numId w:val="23"/>
-        </w:numPr>
-      </w:pPr>
-      <w:r>
-        <w:t>Sin roturas.</w:t>
-      </w:r>
-    </w:p>
-    <w:p>
-      <w:pPr>
-        <w:pStyle w:val="Ttulo2"/>
-      </w:pPr>
-      <w:bookmarkStart w:id="9" w:name="_Toc239957644"/>
-      <w:r>
-        <w:lastRenderedPageBreak/>
-        <w:t>Técnicas de muestreo</w:t>
-      </w:r>
-      <w:bookmarkEnd w:id="9"/>
-    </w:p>
-    <w:p>
-      <w:r>
-        <w:t>Una vez se determinen los criterios para realizar las inspecciones de producción, se utiliza la estadística para manejar, sobre todo grandes unidades de productos de un lote y variables de este.</w:t>
-      </w:r>
-    </w:p>
-    <w:p>
-      <w:r>
-        <w:t>La elección de la muestra es muy importante, porque del cumplimiento de sus características en el lote dependen las decisiones a tomar sobre el mismo; por tanto, se debe dar cumplimiento al rasgo de representatividad del lote. Del tamaño de las muestras y la forma de escoger sus propiedades depende el nivel de error obtenido en las inspecciones y sus mediciones.</w:t>
-      </w:r>
-    </w:p>
-    <w:p>
-      <w:r>
-        <w:t>El plan de muestreo a elegir debe tener en cuenta el número promedio de productos a auditar con el fin de controlar no solo el producto sino los costos por inspección.</w:t>
-      </w:r>
-    </w:p>
-    <w:p>
-      <w:r>
-        <w:t>El muestreo a elegir ya sea en un proceso, o en un producto terminado o insumo puede ser diferente, es necesario verificar la capacidad de análisis del auditor para determinar la conveniencia de la técnica a utilizar además de establecer mezclas entre los tipos de muestreo.</w:t>
-      </w:r>
-    </w:p>
-    <w:p>
-      <w:pPr>
-        <w:pStyle w:val="Prrafodelista"/>
-        <w:numPr>
-          <w:ilvl w:val="0"/>
-          <w:numId w:val="10"/>
-        </w:numPr>
-        <w:rPr>
-          <w:b/>
-          <w:bCs/>
-        </w:rPr>
-      </w:pPr>
-      <w:r>
-        <w:rPr>
-          <w:b/>
-          <w:bCs/>
-        </w:rPr>
-        <w:t>Muestreo probabilístico</w:t>
-      </w:r>
-    </w:p>
-    <w:p>
-      <w:r>
-        <w:t>Este método utiliza procedimientos de selección aleatoria, en los cuales todos los productos del lote tienen una probabilidad conocida de formar parte de la muestra, lo que favorece su representatividad.</w:t>
-      </w:r>
-    </w:p>
-    <w:p>
-      <w:r>
-        <w:t>Este tipo de muestreo se clasifica en:</w:t>
-      </w:r>
-    </w:p>
-    <w:p>
-      <w:pPr>
-        <w:pStyle w:val="Prrafodelista"/>
-        <w:numPr>
-          <w:ilvl w:val="0"/>
-          <w:numId w:val="24"/>
-        </w:numPr>
-      </w:pPr>
-      <w:r>
-        <w:lastRenderedPageBreak/>
-        <w:t>Muestreo aleatorio simple.</w:t>
-      </w:r>
-    </w:p>
-    <w:p>
-      <w:pPr>
-        <w:pStyle w:val="Prrafodelista"/>
-        <w:numPr>
-          <w:ilvl w:val="0"/>
-          <w:numId w:val="24"/>
-        </w:numPr>
-      </w:pPr>
-      <w:r>
-        <w:t>Muestreo sistemático.</w:t>
-      </w:r>
-    </w:p>
-    <w:p>
-      <w:pPr>
-        <w:pStyle w:val="Prrafodelista"/>
-        <w:numPr>
-          <w:ilvl w:val="0"/>
-          <w:numId w:val="24"/>
-        </w:numPr>
-      </w:pPr>
-      <w:r>
-        <w:t>Muestreo aleatorio estratificado.</w:t>
-      </w:r>
-    </w:p>
-    <w:p>
-      <w:pPr>
-        <w:pStyle w:val="Prrafodelista"/>
-        <w:numPr>
-          <w:ilvl w:val="0"/>
-          <w:numId w:val="24"/>
-        </w:numPr>
-      </w:pPr>
-      <w:r>
-        <w:t>Muestreo por conglomerados (clústeres).</w:t>
-      </w:r>
-    </w:p>
-    <w:p>
-      <w:r>
-        <w:t>En cada uno de los muestreos se debe tener en cuenta las siguientes variables:</w:t>
-      </w:r>
-    </w:p>
-    <w:p>
-      <w:pPr>
-        <w:pStyle w:val="Prrafodelista"/>
-        <w:numPr>
-          <w:ilvl w:val="0"/>
-          <w:numId w:val="24"/>
-        </w:numPr>
-      </w:pPr>
-      <w:r>
-        <w:rPr>
-          <w:b/>
-          <w:bCs/>
-        </w:rPr>
-        <w:t>N =</w:t>
-      </w:r>
-      <w:r>
-        <w:t xml:space="preserve"> tamaño de la población o lote.</w:t>
-      </w:r>
-    </w:p>
-    <w:p>
-      <w:pPr>
-        <w:pStyle w:val="Prrafodelista"/>
-        <w:numPr>
-          <w:ilvl w:val="0"/>
-          <w:numId w:val="24"/>
-        </w:numPr>
-      </w:pPr>
-      <w:r>
-        <w:rPr>
-          <w:b/>
-          <w:bCs/>
-        </w:rPr>
-        <w:t>n</w:t>
-      </w:r>
-      <w:r>
-        <w:t xml:space="preserve"> = tamaño de la muestra.</w:t>
-      </w:r>
-    </w:p>
-    <w:p>
-      <w:pPr>
-        <w:pStyle w:val="Prrafodelista"/>
-        <w:numPr>
-          <w:ilvl w:val="0"/>
-          <w:numId w:val="24"/>
-        </w:numPr>
-      </w:pPr>
-      <w:r>
-        <w:rPr>
-          <w:b/>
-          <w:bCs/>
-        </w:rPr>
-        <w:t xml:space="preserve">k </w:t>
-      </w:r>
-      <w:r>
-        <w:t>= intervalo de salto para elegir el siguiente elemento que conforme la muestra.</w:t>
-      </w:r>
-    </w:p>
-    <w:p>
-      <w:pPr>
-        <w:pStyle w:val="Prrafodelista"/>
-        <w:numPr>
-          <w:ilvl w:val="0"/>
-          <w:numId w:val="24"/>
-        </w:numPr>
-      </w:pPr>
-      <w:r>
-        <w:rPr>
-          <w:b/>
-          <w:bCs/>
-        </w:rPr>
-        <w:t xml:space="preserve">I </w:t>
-      </w:r>
-      <w:r>
-        <w:t>= arranque aleatorio, elemento o producto de punto de partida, es el inicio para determinar la muestra.</w:t>
-      </w:r>
-    </w:p>
-    <w:p>
-      <w:r>
-        <w:t>El cálculo del tamaño de la muestra se realiza de acuerdo con cálculos estadísticos que se realizan mediante programas informáticos, en donde se tienen en cuenta el error estándar, el intervalo de confianza, la media, entre otras medidas. Es relevante tener en cuenta que entre mayor sea el tamaño de la muestra, menor es el error estándar.</w:t>
-      </w:r>
-    </w:p>
-    <w:p>
-      <w:pPr>
-        <w:pStyle w:val="Prrafodelista"/>
-        <w:numPr>
-          <w:ilvl w:val="0"/>
-          <w:numId w:val="10"/>
-        </w:numPr>
-        <w:rPr>
-          <w:b/>
-          <w:bCs/>
-        </w:rPr>
-      </w:pPr>
-      <w:r>
-        <w:rPr>
-          <w:b/>
-          <w:bCs/>
-        </w:rPr>
-        <w:t>Muestreo simple</w:t>
-      </w:r>
-    </w:p>
-    <w:p>
-      <w:r>
-        <w:t>Este procedimiento de muestreo consiste en tomar una muestra definida de unidades, cuya elección se realiza al azar, una vez inspeccionadas se toma la decisión de aceptar o rechazar conforme a los criterios de la empresa. Este tipo de muestreo es útil en lotes pequeños.</w:t>
-      </w:r>
-    </w:p>
-    <w:p>
-      <w:r>
-        <w:lastRenderedPageBreak/>
-        <w:t>A continuación</w:t>
-      </w:r>
-      <w:r>
-        <w:t>,</w:t>
-      </w:r>
-      <w:r>
-        <w:t xml:space="preserve"> puede tener una comparación entre las ventajas y desventajas del muestreo simple.</w:t>
-      </w:r>
-    </w:p>
-    <w:p>
-      <w:pPr>
-        <w:pStyle w:val="Prrafodelista"/>
-        <w:numPr>
-          <w:ilvl w:val="0"/>
-          <w:numId w:val="25"/>
-        </w:numPr>
-      </w:pPr>
-      <w:r>
-        <w:rPr>
-          <w:b/>
-          <w:bCs/>
-        </w:rPr>
-        <w:t>Ventajas</w:t>
-      </w:r>
-    </w:p>
-    <w:p>
-      <w:pPr>
-        <w:pStyle w:val="Prrafodelista"/>
-        <w:numPr>
-          <w:ilvl w:val="0"/>
-          <w:numId w:val="26"/>
-        </w:numPr>
-      </w:pPr>
-      <w:r>
-        <w:t>Fácil y sencillo de analizar.</w:t>
-      </w:r>
-    </w:p>
-    <w:p>
-      <w:pPr>
-        <w:pStyle w:val="Prrafodelista"/>
-        <w:numPr>
-          <w:ilvl w:val="0"/>
-          <w:numId w:val="26"/>
-        </w:numPr>
-      </w:pPr>
-      <w:r>
-        <w:t>Cálculos inmediatos de media y varianza.</w:t>
-      </w:r>
-    </w:p>
-    <w:p>
-      <w:pPr>
-        <w:pStyle w:val="Prrafodelista"/>
-        <w:numPr>
-          <w:ilvl w:val="0"/>
-          <w:numId w:val="26"/>
-        </w:numPr>
-      </w:pPr>
-      <w:r>
-        <w:t xml:space="preserve">Análisis de datos en </w:t>
-      </w:r>
-      <w:r>
-        <w:rPr>
-          <w:rStyle w:val="Extranjerismo"/>
-        </w:rPr>
-        <w:t>software</w:t>
-      </w:r>
-      <w:r>
-        <w:t xml:space="preserve"> especializado.</w:t>
-      </w:r>
-    </w:p>
-    <w:p>
-      <w:pPr>
-        <w:pStyle w:val="Prrafodelista"/>
-        <w:numPr>
-          <w:ilvl w:val="0"/>
-          <w:numId w:val="25"/>
-        </w:numPr>
-      </w:pPr>
-      <w:r>
-        <w:rPr>
-          <w:b/>
-          <w:bCs/>
-        </w:rPr>
-        <w:t>Desventajas</w:t>
-      </w:r>
-    </w:p>
-    <w:p>
-      <w:pPr>
-        <w:pStyle w:val="Prrafodelista"/>
-        <w:numPr>
-          <w:ilvl w:val="0"/>
-          <w:numId w:val="26"/>
-        </w:numPr>
-      </w:pPr>
-      <w:r>
-        <w:t>Necesita tener el marco muestral.</w:t>
-      </w:r>
-    </w:p>
-    <w:p>
-      <w:pPr>
-        <w:pStyle w:val="Prrafodelista"/>
-        <w:numPr>
-          <w:ilvl w:val="0"/>
-          <w:numId w:val="26"/>
-        </w:numPr>
-      </w:pPr>
-      <w:r>
-        <w:t>El número pequeño de la muestra puede no representar el lote.</w:t>
-      </w:r>
-    </w:p>
-    <w:p>
-      <w:pPr>
-        <w:rPr>
-          <w:b/>
-          <w:bCs/>
-        </w:rPr>
-      </w:pPr>
-      <w:r>
-        <w:rPr>
-          <w:b/>
-          <w:bCs/>
-        </w:rPr>
-        <w:t>Ejemplo</w:t>
-      </w:r>
-    </w:p>
-    <w:p>
-      <w:r>
-        <w:t>Se necesita validar un lote de 200 rollos de telas (N), cada uno de 60 metros, el tamaño de la muestra es de 300 metros (n) y el número de metros de tela aceptados es de 20 metros.</w:t>
-      </w:r>
-    </w:p>
-    <w:p>
-      <w:pPr>
-        <w:pStyle w:val="Prrafodelista"/>
-        <w:numPr>
-          <w:ilvl w:val="0"/>
-          <w:numId w:val="10"/>
-        </w:numPr>
-        <w:rPr>
-          <w:b/>
-          <w:bCs/>
-        </w:rPr>
-      </w:pPr>
-      <w:r>
-        <w:rPr>
-          <w:b/>
-          <w:bCs/>
-        </w:rPr>
-        <w:t>Muestreo doble</w:t>
-      </w:r>
-    </w:p>
-    <w:p>
-      <w:r>
-        <w:t>Para validar un lote es necesario conocer el resultado de las inspecciones de dos muestras de este, cuando se presenten resultados dudosos en la primera muestra, por lo tanto, se pueden combinar los resultados de ambas muestras para determinar si se acepta o rechaza el lote.</w:t>
-      </w:r>
-    </w:p>
-    <w:p>
-      <w:r>
-        <w:rPr>
-          <w:b/>
-          <w:bCs/>
-        </w:rPr>
-        <w:t>Ejemplo</w:t>
-      </w:r>
-    </w:p>
-    <w:p>
-      <w:r>
-        <w:t xml:space="preserve">Se tiene un lote de 100 unidades (N), de acuerdo con los criterios de inspección de la empresa, se toman muestras de 20 unidades (n) y si se encuentran 2 unidades </w:t>
-      </w:r>
-      <w:r>
-        <w:lastRenderedPageBreak/>
-        <w:t>defectuosas (RQL) el lote se rechaza. Al realizar inspección se encuentra 1 unidad defectuosa, por lo tanto, se procede a inspeccionar una segunda muestra donde se encuentran 2 unidades defectuosas, por tanto, el lote se rechaza.</w:t>
-      </w:r>
-    </w:p>
-    <w:p>
-      <w:pPr>
-        <w:ind w:firstLine="0"/>
-      </w:pPr>
-    </w:p>
-    <w:p>
-      <w:pPr>
-        <w:pStyle w:val="Prrafodelista"/>
-        <w:numPr>
-          <w:ilvl w:val="0"/>
-          <w:numId w:val="10"/>
-        </w:numPr>
-        <w:rPr>
-          <w:b/>
-          <w:bCs/>
-        </w:rPr>
-      </w:pPr>
-      <w:r>
-        <w:rPr>
-          <w:b/>
-          <w:bCs/>
-        </w:rPr>
-        <w:t>Muestreo múltiple</w:t>
-      </w:r>
-    </w:p>
-    <w:p>
-      <w:r>
-        <w:t>Es similar al muestreo doble solo que se puede repetir (n) veces. Puede ser por conglomerados o estratificado.</w:t>
-      </w:r>
-    </w:p>
-    <w:p>
-      <w:r>
-        <w:t>En el muestreo por conglomerados se dividen los lotes en subgrupos, luego la cantidad de conglomerados es definida aleatoriamente y se combinan en una sola muestra, esto debido al gran tamaño del lote de forma que se facilita el análisis de los datos, además las variaciones en cada grupo son menores, que las variaciones entre los grupos.</w:t>
-      </w:r>
-    </w:p>
-    <w:p>
-      <w:r>
-        <w:t>A continuación</w:t>
-      </w:r>
-      <w:r>
-        <w:t>,</w:t>
-      </w:r>
-      <w:r>
-        <w:t xml:space="preserve"> puede tener una comparación entre las ventajas y desventajas del muestreo por conglomerados.</w:t>
-      </w:r>
-    </w:p>
-    <w:p>
-      <w:pPr>
-        <w:pStyle w:val="Prrafodelista"/>
-        <w:numPr>
-          <w:ilvl w:val="0"/>
-          <w:numId w:val="25"/>
-        </w:numPr>
-        <w:rPr>
-          <w:b/>
-          <w:bCs/>
-        </w:rPr>
-      </w:pPr>
-      <w:r>
-        <w:rPr>
-          <w:b/>
-          <w:bCs/>
-        </w:rPr>
-        <w:t>Ventajas</w:t>
-      </w:r>
-    </w:p>
-    <w:p>
-      <w:pPr>
-        <w:pStyle w:val="Prrafodelista"/>
-        <w:numPr>
-          <w:ilvl w:val="0"/>
-          <w:numId w:val="27"/>
-        </w:numPr>
-      </w:pPr>
-      <w:r>
-        <w:t>Eficiencia en el manejo de los datos porque son grandes y dispersos.</w:t>
-      </w:r>
-    </w:p>
-    <w:p>
-      <w:pPr>
-        <w:pStyle w:val="Prrafodelista"/>
-        <w:numPr>
-          <w:ilvl w:val="0"/>
-          <w:numId w:val="27"/>
-        </w:numPr>
-      </w:pPr>
-      <w:r>
-        <w:t>No es necesario tener listado de toda la población.</w:t>
-      </w:r>
-    </w:p>
-    <w:p>
-      <w:pPr>
-        <w:pStyle w:val="Prrafodelista"/>
-        <w:numPr>
-          <w:ilvl w:val="0"/>
-          <w:numId w:val="25"/>
-        </w:numPr>
-      </w:pPr>
-      <w:r>
-        <w:rPr>
-          <w:b/>
-          <w:bCs/>
-        </w:rPr>
-        <w:t>Desventajas</w:t>
-      </w:r>
-    </w:p>
-    <w:p>
-      <w:pPr>
-        <w:pStyle w:val="Prrafodelista"/>
-        <w:numPr>
-          <w:ilvl w:val="0"/>
-          <w:numId w:val="28"/>
-        </w:numPr>
-      </w:pPr>
-      <w:r>
-        <w:t>El error estándar es mayor.</w:t>
-      </w:r>
-    </w:p>
-    <w:p>
-      <w:pPr>
-        <w:pStyle w:val="Prrafodelista"/>
-        <w:numPr>
-          <w:ilvl w:val="0"/>
-          <w:numId w:val="28"/>
-        </w:numPr>
-      </w:pPr>
-      <w:r>
-        <w:t>Cálculo de error estándar es más complejo.</w:t>
-      </w:r>
-    </w:p>
-    <w:p>
-      <w:r>
-        <w:lastRenderedPageBreak/>
-        <w:t>En el muestreo estratificado se eligen las muestras de acuerdo con variables comunes los cuales catalogan los estratos dentro de los lotes.</w:t>
-      </w:r>
-    </w:p>
-    <w:p>
-      <w:r>
-        <w:t>A continuación</w:t>
-      </w:r>
-      <w:r>
-        <w:t>,</w:t>
-      </w:r>
-      <w:r>
-        <w:t xml:space="preserve"> puede tener una comparación entre las ventajas y desventajas del muestreo estratificado.</w:t>
-      </w:r>
-    </w:p>
-    <w:p>
-      <w:pPr>
-        <w:ind w:firstLine="0"/>
-        <w:rPr>
-          <w:b/>
-          <w:bCs/>
-        </w:rPr>
-      </w:pPr>
-    </w:p>
-    <w:p>
-      <w:pPr>
-        <w:pStyle w:val="Prrafodelista"/>
-        <w:numPr>
-          <w:ilvl w:val="0"/>
-          <w:numId w:val="25"/>
-        </w:numPr>
-        <w:rPr>
-          <w:b/>
-          <w:bCs/>
-        </w:rPr>
-      </w:pPr>
-      <w:r>
-        <w:rPr>
-          <w:b/>
-          <w:bCs/>
-        </w:rPr>
-        <w:t>Ventajas</w:t>
-      </w:r>
-    </w:p>
-    <w:p>
-      <w:pPr>
-        <w:pStyle w:val="Prrafodelista"/>
-        <w:numPr>
-          <w:ilvl w:val="0"/>
-          <w:numId w:val="29"/>
-        </w:numPr>
-      </w:pPr>
-      <w:r>
-        <w:t>Estimaciones más precisas.</w:t>
-      </w:r>
-    </w:p>
-    <w:p>
-      <w:pPr>
-        <w:pStyle w:val="Prrafodelista"/>
-        <w:numPr>
-          <w:ilvl w:val="0"/>
-          <w:numId w:val="29"/>
-        </w:numPr>
-      </w:pPr>
-      <w:r>
-        <w:t>Muestra más parecida al lote.</w:t>
-      </w:r>
-    </w:p>
-    <w:p>
-      <w:pPr>
-        <w:pStyle w:val="Prrafodelista"/>
-        <w:numPr>
-          <w:ilvl w:val="0"/>
-          <w:numId w:val="25"/>
-        </w:numPr>
-        <w:rPr>
-          <w:b/>
-          <w:bCs/>
-        </w:rPr>
-      </w:pPr>
-      <w:r>
-        <w:rPr>
-          <w:b/>
-          <w:bCs/>
-        </w:rPr>
-        <w:t>Desventajas</w:t>
-      </w:r>
-    </w:p>
-    <w:p>
-      <w:pPr>
-        <w:pStyle w:val="Prrafodelista"/>
-        <w:numPr>
-          <w:ilvl w:val="0"/>
-          <w:numId w:val="30"/>
-        </w:numPr>
-      </w:pPr>
-      <w:r>
-        <w:t>Se debe conocer la población o lote y la distribución de las variables.</w:t>
-      </w:r>
-    </w:p>
-    <w:p>
-      <w:pPr>
-        <w:pStyle w:val="Prrafodelista"/>
-        <w:numPr>
-          <w:ilvl w:val="0"/>
-          <w:numId w:val="10"/>
-        </w:numPr>
-        <w:rPr>
-          <w:b/>
-          <w:bCs/>
-        </w:rPr>
-      </w:pPr>
-      <w:r>
-        <w:rPr>
-          <w:b/>
-          <w:bCs/>
-        </w:rPr>
-        <w:t>Muestreo de aceptación</w:t>
-      </w:r>
-    </w:p>
-    <w:p>
-      <w:r>
-        <w:t>Consiste en validar la muestra de un lote donde se toma la decisión de aceptación o rechazo; si la muestra es rechazada se procede a realizar la inspección del 100 % del lote. Se pueden analizar según:</w:t>
-      </w:r>
-    </w:p>
-    <w:p>
-      <w:pPr>
-        <w:pStyle w:val="Prrafodelista"/>
-        <w:numPr>
-          <w:ilvl w:val="0"/>
-          <w:numId w:val="25"/>
-        </w:numPr>
-      </w:pPr>
-      <w:r>
-        <w:rPr>
-          <w:b/>
-          <w:bCs/>
-        </w:rPr>
-        <w:t>Variables</w:t>
-      </w:r>
-      <w:r>
-        <w:t>: se realizan mediciones para determinar la aceptación o rechazo.</w:t>
-      </w:r>
-    </w:p>
-    <w:p>
-      <w:r>
-        <w:rPr>
-          <w:b/>
-          <w:bCs/>
-        </w:rPr>
-        <w:t>Ejemplo</w:t>
-      </w:r>
-      <w:r>
-        <w:t xml:space="preserve">: la empresa fabrica 3.600 unidades de la referencia B-454 por semana. Los auditores seleccionan muestras de 259 unidades de B-454, y mide el contorno de busto de la camiseta para determinar si acepta o rechaza todo el lote. La camiseta es defectuosa si el contorno mide más de 0.55 cm, el cual es (LES) o menos de 0.2 </w:t>
-      </w:r>
-      <w:proofErr w:type="spellStart"/>
-      <w:r>
-        <w:t>cms</w:t>
-      </w:r>
-      <w:proofErr w:type="spellEnd"/>
-      <w:r>
-        <w:t xml:space="preserve">, que es el límite de especificación inferior (LEI) de la medida proporcionada en cada talla. Además, se establecen AQL y RQL, para determinar si el lote en las mediciones de </w:t>
-      </w:r>
-      <w:r>
-        <w:lastRenderedPageBreak/>
-        <w:t>las 259 unidades no sobrepasó los valores. Según el plan de muestreo se define que si 3 unidades no cumplen los límites se rechaza el lote. Al inspeccionar las 259 unidades todas cumplen las mediciones en sus contornos, por lo tanto, se acepta el lote.</w:t>
-      </w:r>
-    </w:p>
-    <w:p>
-      <w:pPr>
-        <w:pStyle w:val="Prrafodelista"/>
-        <w:numPr>
-          <w:ilvl w:val="0"/>
-          <w:numId w:val="25"/>
-        </w:numPr>
-      </w:pPr>
-      <w:r>
-        <w:rPr>
-          <w:b/>
-          <w:bCs/>
-        </w:rPr>
-        <w:t>Atributos</w:t>
-      </w:r>
-      <w:r>
-        <w:t>: de acuerdo con las características no medibles, se determinan cuantos defectos son aceptados para determinar la aceptación o rechazo del lote.</w:t>
-      </w:r>
-    </w:p>
-    <w:p>
-      <w:r>
-        <w:rPr>
-          <w:b/>
-          <w:bCs/>
-        </w:rPr>
         <w:t>Ejemplo</w:t>
       </w:r>
       <w:r>
@@ -9664,7 +10101,6 @@
     </w:p>
     <w:p>
       <w:r>
-        <w:lastRenderedPageBreak/>
         <w:t>Puede descargar este formato en PDF para su uso.</w:t>
       </w:r>
       <w:r>
@@ -9690,7 +10126,7 @@
           <w:u w:val="single"/>
         </w:rPr>
       </w:pPr>
-      <w:bookmarkStart w:id="10" w:name="_Toc239957645"/>
+      <w:bookmarkStart w:id="10" w:name="_Toc240279299"/>
       <w:r>
         <w:lastRenderedPageBreak/>
         <w:t>Síntesis</w:t>
@@ -9784,7 +10220,7 @@
       <w:pPr>
         <w:pStyle w:val="Titulosgenerales"/>
       </w:pPr>
-      <w:bookmarkStart w:id="11" w:name="_Toc239957646"/>
+      <w:bookmarkStart w:id="11" w:name="_Toc240279300"/>
       <w:r>
         <w:lastRenderedPageBreak/>
         <w:t>Glosario</w:t>
@@ -10372,7 +10808,7 @@
       <w:pPr>
         <w:pStyle w:val="Titulosgenerales"/>
       </w:pPr>
-      <w:bookmarkStart w:id="12" w:name="_Toc239957647"/>
+      <w:bookmarkStart w:id="12" w:name="_Toc240279301"/>
       <w:r>
         <w:lastRenderedPageBreak/>
         <w:t>Referencias bibliográficas</w:t>
@@ -10417,7 +10853,15 @@
     </w:p>
     <w:p>
       <w:r>
-        <w:t>Servicio Nacional de Aprendizaje (SENA). (s. f.). Formato de muestreo de calidad en extendido y corte[Formato].</w:t>
+        <w:t xml:space="preserve">Servicio Nacional de Aprendizaje (SENA). (s. f.). Formato de muestreo de calidad en extendido y </w:t>
+      </w:r>
+      <w:proofErr w:type="gramStart"/>
+      <w:r>
+        <w:t>corte[</w:t>
+      </w:r>
+      <w:proofErr w:type="gramEnd"/>
+      <w:r>
+        <w:t>Formato].</w:t>
       </w:r>
     </w:p>
     <w:p>
@@ -10460,7 +10904,7 @@
       <w:pPr>
         <w:pStyle w:val="Titulosgenerales"/>
       </w:pPr>
-      <w:bookmarkStart w:id="13" w:name="_Toc239957648"/>
+      <w:bookmarkStart w:id="13" w:name="_Toc240279302"/>
       <w:r>
         <w:lastRenderedPageBreak/>
         <w:t>Créditos</w:t>
@@ -10587,7 +11031,13 @@
               </w:rPr>
             </w:pPr>
             <w:r>
-              <w:t>Profesional 06. Responsable Ecosistema Virtual de Recursos Educativos Digitales</w:t>
+              <w:t xml:space="preserve">Profesional </w:t>
+            </w:r>
+            <w:r>
+              <w:t>G</w:t>
+            </w:r>
+            <w:r>
+              <w:t>06. Responsable Ecosistema Virtual de Recursos Educativos Digitales</w:t>
             </w:r>
           </w:p>
         </w:tc>
@@ -16466,19 +16916,17 @@
 </file>
 
 <file path=customXml/item1.xml><?xml version="1.0" encoding="utf-8"?>
-<?mso-contentType ?>
-<FormTemplates xmlns="http://schemas.microsoft.com/sharepoint/v3/contenttype/forms">
-  <Display>DocumentLibraryForm</Display>
-  <Edit>DocumentLibraryForm</Edit>
-  <New>DocumentLibraryForm</New>
-</FormTemplates>
+<p:properties xmlns:p="http://schemas.microsoft.com/office/2006/metadata/properties" xmlns:xsi="http://www.w3.org/2001/XMLSchema-instance" xmlns:pc="http://schemas.microsoft.com/office/infopath/2007/PartnerControls">
+  <documentManagement>
+    <TaxCatchAll xmlns="13c90a0b-73bc-4dc0-be5f-28d77b615beb" xsi:nil="true"/>
+    <lcf76f155ced4ddcb4097134ff3c332f xmlns="13c93bba-48ce-428c-bfe5-88b42c19b028">
+      <Terms xmlns="http://schemas.microsoft.com/office/infopath/2007/PartnerControls"/>
+    </lcf76f155ced4ddcb4097134ff3c332f>
+  </documentManagement>
+</p:properties>
 </file>
 
 <file path=customXml/item2.xml><?xml version="1.0" encoding="utf-8"?>
-<b:Sources xmlns:b="http://schemas.openxmlformats.org/officeDocument/2006/bibliography" xmlns="http://schemas.openxmlformats.org/officeDocument/2006/bibliography" SelectedStyle="\APASixthEditionOfficeOnline.xsl" StyleName="APA" Version="6"/>
-</file>
-
-<file path=customXml/item3.xml><?xml version="1.0" encoding="utf-8"?>
 <ct:contentTypeSchema xmlns:ct="http://schemas.microsoft.com/office/2006/metadata/contentType" xmlns:ma="http://schemas.microsoft.com/office/2006/metadata/properties/metaAttributes" ct:_="" ma:_="" ma:contentTypeName="Documento" ma:contentTypeID="0x0101006A81D6BD42E8DF4C91013959704817E1" ma:contentTypeVersion="15" ma:contentTypeDescription="Crear nuevo documento." ma:contentTypeScope="" ma:versionID="bf4f72ffd194f0963ff564daca6869f7">
   <xsd:schema xmlns:xsd="http://www.w3.org/2001/XMLSchema" xmlns:xs="http://www.w3.org/2001/XMLSchema" xmlns:p="http://schemas.microsoft.com/office/2006/metadata/properties" xmlns:ns2="13c90a0b-73bc-4dc0-be5f-28d77b615beb" xmlns:ns3="13c93bba-48ce-428c-bfe5-88b42c19b028" targetNamespace="http://schemas.microsoft.com/office/2006/metadata/properties" ma:root="true" ma:fieldsID="8718d6f4873a5b1392a45044efa78385" ns2:_="" ns3:_="">
     <xsd:import namespace="13c90a0b-73bc-4dc0-be5f-28d77b615beb"/>
@@ -16713,34 +17161,31 @@
 </ct:contentTypeSchema>
 </file>
 
+<file path=customXml/item3.xml><?xml version="1.0" encoding="utf-8"?>
+<b:Sources xmlns:b="http://schemas.openxmlformats.org/officeDocument/2006/bibliography" xmlns="http://schemas.openxmlformats.org/officeDocument/2006/bibliography" SelectedStyle="\APASixthEditionOfficeOnline.xsl" StyleName="APA" Version="6"/>
+</file>
+
 <file path=customXml/item4.xml><?xml version="1.0" encoding="utf-8"?>
-<p:properties xmlns:p="http://schemas.microsoft.com/office/2006/metadata/properties" xmlns:xsi="http://www.w3.org/2001/XMLSchema-instance" xmlns:pc="http://schemas.microsoft.com/office/infopath/2007/PartnerControls">
-  <documentManagement>
-    <TaxCatchAll xmlns="13c90a0b-73bc-4dc0-be5f-28d77b615beb" xsi:nil="true"/>
-    <lcf76f155ced4ddcb4097134ff3c332f xmlns="13c93bba-48ce-428c-bfe5-88b42c19b028">
-      <Terms xmlns="http://schemas.microsoft.com/office/infopath/2007/PartnerControls"/>
-    </lcf76f155ced4ddcb4097134ff3c332f>
-  </documentManagement>
-</p:properties>
+<?mso-contentType ?>
+<FormTemplates xmlns="http://schemas.microsoft.com/sharepoint/v3/contenttype/forms">
+  <Display>DocumentLibraryForm</Display>
+  <Edit>DocumentLibraryForm</Edit>
+  <New>DocumentLibraryForm</New>
+</FormTemplates>
 </file>
 
 <file path=customXml/itemProps1.xml><?xml version="1.0" encoding="utf-8"?>
-<ds:datastoreItem xmlns:ds="http://schemas.openxmlformats.org/officeDocument/2006/customXml" ds:itemID="{10663269-2064-4804-8290-36D4A57F5557}">
+<ds:datastoreItem xmlns:ds="http://schemas.openxmlformats.org/officeDocument/2006/customXml" ds:itemID="{1279454D-02BE-4A9C-A117-DCD1573E2608}">
   <ds:schemaRefs>
-    <ds:schemaRef ds:uri="http://schemas.microsoft.com/sharepoint/v3/contenttype/forms"/>
+    <ds:schemaRef ds:uri="http://schemas.microsoft.com/office/2006/metadata/properties"/>
+    <ds:schemaRef ds:uri="http://schemas.microsoft.com/office/infopath/2007/PartnerControls"/>
+    <ds:schemaRef ds:uri="13c90a0b-73bc-4dc0-be5f-28d77b615beb"/>
+    <ds:schemaRef ds:uri="13c93bba-48ce-428c-bfe5-88b42c19b028"/>
   </ds:schemaRefs>
 </ds:datastoreItem>
 </file>
 
 <file path=customXml/itemProps2.xml><?xml version="1.0" encoding="utf-8"?>
-<ds:datastoreItem xmlns:ds="http://schemas.openxmlformats.org/officeDocument/2006/customXml" ds:itemID="{EAE431FD-7059-4C09-804B-C9D69EB7B213}">
-  <ds:schemaRefs>
-    <ds:schemaRef ds:uri="http://schemas.openxmlformats.org/officeDocument/2006/bibliography"/>
-  </ds:schemaRefs>
-</ds:datastoreItem>
-</file>
-
-<file path=customXml/itemProps3.xml><?xml version="1.0" encoding="utf-8"?>
 <ds:datastoreItem xmlns:ds="http://schemas.openxmlformats.org/officeDocument/2006/customXml" ds:itemID="{4F43BB5A-A42B-4EA9-901A-99B86F7FF5A6}">
   <ds:schemaRefs>
     <ds:schemaRef ds:uri="http://schemas.microsoft.com/office/2006/metadata/contentType"/>
@@ -16759,13 +17204,18 @@
 </ds:datastoreItem>
 </file>
 
+<file path=customXml/itemProps3.xml><?xml version="1.0" encoding="utf-8"?>
+<ds:datastoreItem xmlns:ds="http://schemas.openxmlformats.org/officeDocument/2006/customXml" ds:itemID="{EAE431FD-7059-4C09-804B-C9D69EB7B213}">
+  <ds:schemaRefs>
+    <ds:schemaRef ds:uri="http://schemas.openxmlformats.org/officeDocument/2006/bibliography"/>
+  </ds:schemaRefs>
+</ds:datastoreItem>
+</file>
+
 <file path=customXml/itemProps4.xml><?xml version="1.0" encoding="utf-8"?>
-<ds:datastoreItem xmlns:ds="http://schemas.openxmlformats.org/officeDocument/2006/customXml" ds:itemID="{1279454D-02BE-4A9C-A117-DCD1573E2608}">
+<ds:datastoreItem xmlns:ds="http://schemas.openxmlformats.org/officeDocument/2006/customXml" ds:itemID="{10663269-2064-4804-8290-36D4A57F5557}">
   <ds:schemaRefs>
-    <ds:schemaRef ds:uri="http://schemas.microsoft.com/office/2006/metadata/properties"/>
-    <ds:schemaRef ds:uri="http://schemas.microsoft.com/office/infopath/2007/PartnerControls"/>
-    <ds:schemaRef ds:uri="13c90a0b-73bc-4dc0-be5f-28d77b615beb"/>
-    <ds:schemaRef ds:uri="13c93bba-48ce-428c-bfe5-88b42c19b028"/>
+    <ds:schemaRef ds:uri="http://schemas.microsoft.com/sharepoint/v3/contenttype/forms"/>
   </ds:schemaRefs>
 </ds:datastoreItem>
 </file>